--- a/Archives/송광민/5주차 학습일지/세션 생성 및 참여 학습정리.docx
+++ b/Archives/송광민/5주차 학습일지/세션 생성 및 참여 학습정리.docx
@@ -61,7 +61,6 @@
     <w:p>
       <w:pPr>
         <w:rPr>
-          <w:rFonts w:hint="eastAsia"/>
           <w:szCs w:val="22"/>
         </w:rPr>
       </w:pPr>
@@ -194,7 +193,6 @@
     <w:p>
       <w:pPr>
         <w:rPr>
-          <w:rFonts w:hint="eastAsia"/>
           <w:szCs w:val="22"/>
         </w:rPr>
       </w:pPr>
@@ -484,7 +482,6 @@
     <w:p>
       <w:pPr>
         <w:rPr>
-          <w:rFonts w:hint="eastAsia"/>
           <w:szCs w:val="22"/>
         </w:rPr>
       </w:pPr>
@@ -518,7 +515,6 @@
     <w:p>
       <w:pPr>
         <w:rPr>
-          <w:rFonts w:hint="eastAsia"/>
           <w:szCs w:val="22"/>
         </w:rPr>
       </w:pPr>
@@ -565,7 +561,6 @@
     <w:p>
       <w:pPr>
         <w:rPr>
-          <w:rFonts w:hint="eastAsia"/>
           <w:szCs w:val="22"/>
         </w:rPr>
       </w:pPr>
@@ -775,7 +770,6 @@
     <w:p>
       <w:pPr>
         <w:rPr>
-          <w:rFonts w:hint="eastAsia"/>
           <w:szCs w:val="22"/>
         </w:rPr>
       </w:pPr>
@@ -1086,7 +1080,6 @@
     <w:p>
       <w:pPr>
         <w:rPr>
-          <w:rFonts w:hint="eastAsia"/>
           <w:szCs w:val="22"/>
         </w:rPr>
       </w:pPr>
@@ -1096,6 +1089,925 @@
           <w:szCs w:val="22"/>
         </w:rPr>
         <w:t>다음 페이지부터는 해당 내용에 기초하여 방을 생성한 자료이다.</w:t>
+      </w:r>
+    </w:p>
+    <w:p>
+      <w:pPr>
+        <w:rPr>
+          <w:szCs w:val="22"/>
+        </w:rPr>
+      </w:pPr>
+    </w:p>
+    <w:p>
+      <w:pPr>
+        <w:rPr>
+          <w:szCs w:val="22"/>
+        </w:rPr>
+      </w:pPr>
+    </w:p>
+    <w:p>
+      <w:pPr>
+        <w:rPr>
+          <w:szCs w:val="22"/>
+        </w:rPr>
+      </w:pPr>
+    </w:p>
+    <w:p>
+      <w:pPr>
+        <w:rPr>
+          <w:szCs w:val="22"/>
+        </w:rPr>
+      </w:pPr>
+    </w:p>
+    <w:p>
+      <w:pPr>
+        <w:rPr>
+          <w:szCs w:val="22"/>
+        </w:rPr>
+      </w:pPr>
+    </w:p>
+    <w:p>
+      <w:pPr>
+        <w:rPr>
+          <w:b/>
+          <w:bCs/>
+          <w:szCs w:val="22"/>
+        </w:rPr>
+      </w:pPr>
+      <w:r>
+        <w:rPr>
+          <w:rFonts w:hint="eastAsia"/>
+          <w:b/>
+          <w:bCs/>
+          <w:szCs w:val="22"/>
+        </w:rPr>
+        <w:lastRenderedPageBreak/>
+        <w:t xml:space="preserve">5. </w:t>
+      </w:r>
+      <w:r>
+        <w:rPr>
+          <w:rFonts w:hint="eastAsia"/>
+          <w:b/>
+          <w:bCs/>
+          <w:szCs w:val="22"/>
+        </w:rPr>
+        <w:t>유니티 내부에서 개발</w:t>
+      </w:r>
+    </w:p>
+    <w:p>
+      <w:pPr>
+        <w:rPr>
+          <w:szCs w:val="22"/>
+        </w:rPr>
+      </w:pPr>
+      <w:r>
+        <w:rPr>
+          <w:rFonts w:hint="eastAsia"/>
+          <w:szCs w:val="22"/>
+        </w:rPr>
+        <w:t xml:space="preserve">이번 테스트의 목적은 방을 생성하고 접속하는 것을 넘어서 fusion의 </w:t>
+      </w:r>
+      <w:r>
+        <w:rPr>
+          <w:b/>
+          <w:bCs/>
+          <w:szCs w:val="22"/>
+        </w:rPr>
+        <w:t>StartGame</w:t>
+      </w:r>
+      <w:r>
+        <w:rPr>
+          <w:rFonts w:hint="eastAsia"/>
+          <w:b/>
+          <w:bCs/>
+          <w:szCs w:val="22"/>
+        </w:rPr>
+        <w:t>()</w:t>
+      </w:r>
+      <w:r>
+        <w:rPr>
+          <w:rFonts w:hint="eastAsia"/>
+          <w:szCs w:val="22"/>
+        </w:rPr>
+        <w:t xml:space="preserve">의 기능인 동일한 이름 존재 시 방 생성이 취소되는게 아니라 해당 방으로 접속하게 되는 것을 방지하는 것이다. </w:t>
+      </w:r>
+    </w:p>
+    <w:p>
+      <w:pPr>
+        <w:rPr>
+          <w:szCs w:val="22"/>
+        </w:rPr>
+      </w:pPr>
+      <w:r>
+        <w:rPr>
+          <w:rFonts w:hint="eastAsia"/>
+          <w:szCs w:val="22"/>
+        </w:rPr>
+        <w:t xml:space="preserve">단순하게 세션의 리스트를 훑는 것도 가능하지만, 그럴 경우 검색이 안되게 만든 방의 경우 이름이 겹칠 수 있는 문제가 있다. </w:t>
+      </w:r>
+      <w:r>
+        <w:rPr>
+          <w:szCs w:val="22"/>
+        </w:rPr>
+        <w:t xml:space="preserve">따라서 방 생성은 Photon Realtime의 OpCreateRoom()을 이용하여 </w:t>
+      </w:r>
+      <w:r>
+        <w:rPr>
+          <w:rFonts w:hint="eastAsia"/>
+          <w:szCs w:val="22"/>
+        </w:rPr>
+        <w:t>생성</w:t>
+      </w:r>
+      <w:r>
+        <w:rPr>
+          <w:szCs w:val="22"/>
+        </w:rPr>
+        <w:t>하고, 방 생성이 완료된 이후 해당 Realtime 연결을 Fusion에 전달하는 방식으로 구현하였다.</w:t>
+      </w:r>
+    </w:p>
+    <w:p>
+      <w:pPr>
+        <w:rPr>
+          <w:szCs w:val="22"/>
+        </w:rPr>
+      </w:pPr>
+      <w:r>
+        <w:rPr>
+          <w:rFonts w:hint="eastAsia"/>
+          <w:szCs w:val="22"/>
+        </w:rPr>
+        <w:t>개발한 코드의 흐름은 아래와 같다</w:t>
+      </w:r>
+    </w:p>
+    <w:p>
+      <w:pPr>
+        <w:rPr>
+          <w:szCs w:val="22"/>
+        </w:rPr>
+      </w:pPr>
+      <w:r>
+        <w:rPr>
+          <w:szCs w:val="22"/>
+        </w:rPr>
+        <w:t>RealtimeClient 생성</w:t>
+      </w:r>
+      <w:r>
+        <w:rPr>
+          <w:rFonts w:hint="eastAsia"/>
+          <w:szCs w:val="22"/>
+        </w:rPr>
+        <w:t xml:space="preserve"> -&gt; </w:t>
+      </w:r>
+      <w:r>
+        <w:rPr>
+          <w:szCs w:val="22"/>
+        </w:rPr>
+        <w:t>SetupForFusion()</w:t>
+      </w:r>
+      <w:r>
+        <w:rPr>
+          <w:rFonts w:hint="eastAsia"/>
+          <w:szCs w:val="22"/>
+        </w:rPr>
+        <w:t xml:space="preserve"> -&gt; </w:t>
+      </w:r>
+      <w:r>
+        <w:rPr>
+          <w:szCs w:val="22"/>
+        </w:rPr>
+        <w:t>Photon Cloud 연결</w:t>
+      </w:r>
+      <w:r>
+        <w:rPr>
+          <w:rFonts w:hint="eastAsia"/>
+          <w:szCs w:val="22"/>
+        </w:rPr>
+        <w:t xml:space="preserve">  -&gt; </w:t>
+      </w:r>
+      <w:r>
+        <w:rPr>
+          <w:szCs w:val="22"/>
+        </w:rPr>
+        <w:t>EnterRoomArgs 직접 생성</w:t>
+      </w:r>
+      <w:r>
+        <w:rPr>
+          <w:rFonts w:hint="eastAsia"/>
+          <w:szCs w:val="22"/>
+        </w:rPr>
+        <w:t xml:space="preserve">  -&gt; </w:t>
+      </w:r>
+      <w:r>
+        <w:rPr>
+          <w:szCs w:val="22"/>
+        </w:rPr>
+        <w:t>RoomOptions 직접 생성</w:t>
+      </w:r>
+      <w:r>
+        <w:rPr>
+          <w:rFonts w:hint="eastAsia"/>
+          <w:szCs w:val="22"/>
+        </w:rPr>
+        <w:t xml:space="preserve">  -&gt; </w:t>
+      </w:r>
+      <w:r>
+        <w:rPr>
+          <w:szCs w:val="22"/>
+        </w:rPr>
+        <w:t>OpCreateRoom()</w:t>
+      </w:r>
+      <w:r>
+        <w:rPr>
+          <w:rFonts w:hint="eastAsia"/>
+          <w:szCs w:val="22"/>
+        </w:rPr>
+        <w:t xml:space="preserve"> -&gt; </w:t>
+      </w:r>
+      <w:r>
+        <w:rPr>
+          <w:szCs w:val="22"/>
+        </w:rPr>
+        <w:t>Room 생성 요청</w:t>
+      </w:r>
+    </w:p>
+    <w:p>
+      <w:pPr>
+        <w:rPr>
+          <w:szCs w:val="22"/>
+        </w:rPr>
+      </w:pPr>
+    </w:p>
+    <w:p>
+      <w:pPr>
+        <w:rPr>
+          <w:szCs w:val="22"/>
+        </w:rPr>
+      </w:pPr>
+      <w:r>
+        <w:rPr>
+          <w:rFonts w:hint="eastAsia"/>
+          <w:szCs w:val="22"/>
+        </w:rPr>
+        <w:t>6. 오류 발견</w:t>
+      </w:r>
+    </w:p>
+    <w:p>
+      <w:pPr>
+        <w:rPr>
+          <w:szCs w:val="22"/>
+        </w:rPr>
+      </w:pPr>
+      <w:r>
+        <w:rPr>
+          <w:szCs w:val="22"/>
+        </w:rPr>
+        <w:t>테스트에서 방 이름을 입력하고 생성 버튼을 누르자 Photon 연결과 Room 생성 요청 자체는 정상적으로 실행</w:t>
+      </w:r>
+      <w:r>
+        <w:rPr>
+          <w:rFonts w:hint="eastAsia"/>
+          <w:szCs w:val="22"/>
+        </w:rPr>
+        <w:t>되었지만 Photon Server에서 다음과 같은 오류가 발견되었다.</w:t>
+      </w:r>
+    </w:p>
+    <w:p>
+      <w:pPr>
+        <w:rPr>
+          <w:szCs w:val="22"/>
+        </w:rPr>
+      </w:pPr>
+      <w:r>
+        <w:rPr>
+          <w:noProof/>
+          <w:szCs w:val="22"/>
+        </w:rPr>
+        <w:drawing>
+          <wp:inline distT="0" distB="0" distL="0" distR="0" wp14:anchorId="648616C1" wp14:editId="7457578B">
+            <wp:extent cx="5727700" cy="2946400"/>
+            <wp:effectExtent l="0" t="0" r="6350" b="6350"/>
+            <wp:docPr id="1455777178" name="그림 1"/>
+            <wp:cNvGraphicFramePr>
+              <a:graphicFrameLocks xmlns:a="http://schemas.openxmlformats.org/drawingml/2006/main" noChangeAspect="1"/>
+            </wp:cNvGraphicFramePr>
+            <a:graphic xmlns:a="http://schemas.openxmlformats.org/drawingml/2006/main">
+              <a:graphicData uri="http://schemas.openxmlformats.org/drawingml/2006/picture">
+                <pic:pic xmlns:pic="http://schemas.openxmlformats.org/drawingml/2006/picture">
+                  <pic:nvPicPr>
+                    <pic:cNvPr id="0" name="Picture 1"/>
+                    <pic:cNvPicPr>
+                      <a:picLocks noChangeAspect="1" noChangeArrowheads="1"/>
+                    </pic:cNvPicPr>
+                  </pic:nvPicPr>
+                  <pic:blipFill>
+                    <a:blip r:embed="rId8" cstate="print">
+                      <a:extLst>
+                        <a:ext uri="{28A0092B-C50C-407E-A947-70E740481C1C}">
+                          <a14:useLocalDpi xmlns:a14="http://schemas.microsoft.com/office/drawing/2010/main" val="0"/>
+                        </a:ext>
+                      </a:extLst>
+                    </a:blip>
+                    <a:srcRect/>
+                    <a:stretch>
+                      <a:fillRect/>
+                    </a:stretch>
+                  </pic:blipFill>
+                  <pic:spPr bwMode="auto">
+                    <a:xfrm>
+                      <a:off x="0" y="0"/>
+                      <a:ext cx="5727700" cy="2946400"/>
+                    </a:xfrm>
+                    <a:prstGeom prst="rect">
+                      <a:avLst/>
+                    </a:prstGeom>
+                    <a:noFill/>
+                    <a:ln>
+                      <a:noFill/>
+                    </a:ln>
+                  </pic:spPr>
+                </pic:pic>
+              </a:graphicData>
+            </a:graphic>
+          </wp:inline>
+        </w:drawing>
+      </w:r>
+    </w:p>
+    <w:p>
+      <w:pPr>
+        <w:rPr>
+          <w:szCs w:val="22"/>
+        </w:rPr>
+      </w:pPr>
+      <w:r>
+        <w:rPr>
+          <w:szCs w:val="22"/>
+        </w:rPr>
+        <w:t>Unsupported Plugin</w:t>
+      </w:r>
+      <w:r>
+        <w:rPr>
+          <w:rFonts w:hint="eastAsia"/>
+          <w:szCs w:val="22"/>
+        </w:rPr>
+        <w:t xml:space="preserve"> 로그를 통해 Photon Server가 플러그인 정보를 처리할 때 Fusion의 </w:t>
+      </w:r>
+      <w:r>
+        <w:rPr>
+          <w:rFonts w:hint="eastAsia"/>
+          <w:szCs w:val="22"/>
+        </w:rPr>
+        <w:t>플러그인 정보가 아니라는 것을 알 수 있었다.</w:t>
+      </w:r>
+    </w:p>
+    <w:p>
+      <w:pPr>
+        <w:rPr>
+          <w:szCs w:val="22"/>
+        </w:rPr>
+      </w:pPr>
+    </w:p>
+    <w:p>
+      <w:pPr>
+        <w:rPr>
+          <w:szCs w:val="22"/>
+        </w:rPr>
+      </w:pPr>
+    </w:p>
+    <w:p>
+      <w:pPr>
+        <w:rPr>
+          <w:szCs w:val="22"/>
+        </w:rPr>
+      </w:pPr>
+      <w:r>
+        <w:rPr>
+          <w:rFonts w:hint="eastAsia"/>
+          <w:szCs w:val="22"/>
+        </w:rPr>
+        <w:lastRenderedPageBreak/>
+        <w:t xml:space="preserve">6 </w:t>
+      </w:r>
+      <w:r>
+        <w:rPr>
+          <w:szCs w:val="22"/>
+        </w:rPr>
+        <w:t>–</w:t>
+      </w:r>
+      <w:r>
+        <w:rPr>
+          <w:rFonts w:hint="eastAsia"/>
+          <w:szCs w:val="22"/>
+        </w:rPr>
+        <w:t xml:space="preserve"> 1. 문제 확인</w:t>
+      </w:r>
+    </w:p>
+    <w:p>
+      <w:pPr>
+        <w:rPr>
+          <w:szCs w:val="22"/>
+        </w:rPr>
+      </w:pPr>
+      <w:r>
+        <w:rPr>
+          <w:szCs w:val="22"/>
+        </w:rPr>
+        <w:t>RealtimeClient</w:t>
+      </w:r>
+      <w:r>
+        <w:rPr>
+          <w:rFonts w:hint="eastAsia"/>
+          <w:szCs w:val="22"/>
+        </w:rPr>
+        <w:t xml:space="preserve"> 객체 자체는 </w:t>
+      </w:r>
+      <w:r>
+        <w:rPr>
+          <w:szCs w:val="22"/>
+        </w:rPr>
+        <w:t>SetupForFusion()</w:t>
+      </w:r>
+      <w:r>
+        <w:rPr>
+          <w:rFonts w:hint="eastAsia"/>
+          <w:szCs w:val="22"/>
+        </w:rPr>
+        <w:t>을 통해 잘 설정되었지만, Room 생성에서 Realtime 방식으로 생성하는 것이 문제였다.</w:t>
+      </w:r>
+    </w:p>
+    <w:p>
+      <w:pPr>
+        <w:rPr>
+          <w:szCs w:val="22"/>
+        </w:rPr>
+      </w:pPr>
+    </w:p>
+    <w:p>
+      <w:pPr>
+        <w:rPr>
+          <w:szCs w:val="22"/>
+        </w:rPr>
+      </w:pPr>
+      <w:r>
+        <w:rPr>
+          <w:rFonts w:hint="eastAsia"/>
+          <w:szCs w:val="22"/>
+        </w:rPr>
+        <w:t>7. 문제 해결</w:t>
+      </w:r>
+    </w:p>
+    <w:p>
+      <w:pPr>
+        <w:rPr>
+          <w:szCs w:val="22"/>
+        </w:rPr>
+      </w:pPr>
+      <w:r>
+        <w:rPr>
+          <w:rFonts w:hint="eastAsia"/>
+          <w:szCs w:val="22"/>
+        </w:rPr>
+        <w:t xml:space="preserve">방을 생성할 때 </w:t>
+      </w:r>
+      <w:r>
+        <w:rPr>
+          <w:szCs w:val="22"/>
+        </w:rPr>
+        <w:t>Fusion</w:t>
+      </w:r>
+      <w:r>
+        <w:rPr>
+          <w:rFonts w:hint="eastAsia"/>
+          <w:szCs w:val="22"/>
+        </w:rPr>
+        <w:t xml:space="preserve">의 </w:t>
+      </w:r>
+      <w:r>
+        <w:rPr>
+          <w:szCs w:val="22"/>
+        </w:rPr>
+        <w:t>Matchmaking</w:t>
+      </w:r>
+      <w:r>
+        <w:rPr>
+          <w:rFonts w:hint="eastAsia"/>
+          <w:szCs w:val="22"/>
+        </w:rPr>
+        <w:t>에서 사용하는 플러그인 정보를 전달하도록 수정했다.</w:t>
+      </w:r>
+    </w:p>
+    <w:p>
+      <w:pPr>
+        <w:rPr>
+          <w:szCs w:val="22"/>
+        </w:rPr>
+      </w:pPr>
+    </w:p>
+    <w:p>
+      <w:pPr>
+        <w:rPr>
+          <w:szCs w:val="22"/>
+        </w:rPr>
+      </w:pPr>
+      <w:r>
+        <w:rPr>
+          <w:noProof/>
+          <w:szCs w:val="22"/>
+        </w:rPr>
+        <w:drawing>
+          <wp:inline distT="0" distB="0" distL="0" distR="0" wp14:anchorId="5001BAC3" wp14:editId="7CA040FD">
+            <wp:extent cx="5727700" cy="3340100"/>
+            <wp:effectExtent l="0" t="0" r="6350" b="0"/>
+            <wp:docPr id="1519140340" name="그림 2"/>
+            <wp:cNvGraphicFramePr>
+              <a:graphicFrameLocks xmlns:a="http://schemas.openxmlformats.org/drawingml/2006/main" noChangeAspect="1"/>
+            </wp:cNvGraphicFramePr>
+            <a:graphic xmlns:a="http://schemas.openxmlformats.org/drawingml/2006/main">
+              <a:graphicData uri="http://schemas.openxmlformats.org/drawingml/2006/picture">
+                <pic:pic xmlns:pic="http://schemas.openxmlformats.org/drawingml/2006/picture">
+                  <pic:nvPicPr>
+                    <pic:cNvPr id="0" name="Picture 2"/>
+                    <pic:cNvPicPr>
+                      <a:picLocks noChangeAspect="1" noChangeArrowheads="1"/>
+                    </pic:cNvPicPr>
+                  </pic:nvPicPr>
+                  <pic:blipFill>
+                    <a:blip r:embed="rId9" cstate="print">
+                      <a:extLst>
+                        <a:ext uri="{28A0092B-C50C-407E-A947-70E740481C1C}">
+                          <a14:useLocalDpi xmlns:a14="http://schemas.microsoft.com/office/drawing/2010/main" val="0"/>
+                        </a:ext>
+                      </a:extLst>
+                    </a:blip>
+                    <a:srcRect/>
+                    <a:stretch>
+                      <a:fillRect/>
+                    </a:stretch>
+                  </pic:blipFill>
+                  <pic:spPr bwMode="auto">
+                    <a:xfrm>
+                      <a:off x="0" y="0"/>
+                      <a:ext cx="5727700" cy="3340100"/>
+                    </a:xfrm>
+                    <a:prstGeom prst="rect">
+                      <a:avLst/>
+                    </a:prstGeom>
+                    <a:noFill/>
+                    <a:ln>
+                      <a:noFill/>
+                    </a:ln>
+                  </pic:spPr>
+                </pic:pic>
+              </a:graphicData>
+            </a:graphic>
+          </wp:inline>
+        </w:drawing>
+      </w:r>
+    </w:p>
+    <w:p>
+      <w:pPr>
+        <w:rPr>
+          <w:szCs w:val="22"/>
+        </w:rPr>
+      </w:pPr>
+      <w:r>
+        <w:rPr>
+          <w:rFonts w:hint="eastAsia"/>
+          <w:szCs w:val="22"/>
+        </w:rPr>
+        <w:t>그 결과 방의 생성을 성공했다.</w:t>
+      </w:r>
+    </w:p>
+    <w:p>
+      <w:pPr>
+        <w:rPr>
+          <w:szCs w:val="22"/>
+        </w:rPr>
+      </w:pPr>
+    </w:p>
+    <w:p>
+      <w:pPr>
+        <w:rPr>
+          <w:szCs w:val="22"/>
+        </w:rPr>
+      </w:pPr>
+    </w:p>
+    <w:p>
+      <w:pPr>
+        <w:rPr>
+          <w:szCs w:val="22"/>
+        </w:rPr>
+      </w:pPr>
+    </w:p>
+    <w:p>
+      <w:pPr>
+        <w:rPr>
+          <w:szCs w:val="22"/>
+        </w:rPr>
+      </w:pPr>
+    </w:p>
+    <w:p>
+      <w:pPr>
+        <w:rPr>
+          <w:szCs w:val="22"/>
+        </w:rPr>
+      </w:pPr>
+    </w:p>
+    <w:p>
+      <w:pPr>
+        <w:rPr>
+          <w:szCs w:val="22"/>
+        </w:rPr>
+      </w:pPr>
+    </w:p>
+    <w:p>
+      <w:pPr>
+        <w:rPr>
+          <w:szCs w:val="22"/>
+        </w:rPr>
+      </w:pPr>
+    </w:p>
+    <w:p>
+      <w:pPr>
+        <w:rPr>
+          <w:szCs w:val="22"/>
+        </w:rPr>
+      </w:pPr>
+      <w:r>
+        <w:rPr>
+          <w:rFonts w:hint="eastAsia"/>
+          <w:szCs w:val="22"/>
+        </w:rPr>
+        <w:lastRenderedPageBreak/>
+        <w:t>8. 접속 테스트</w:t>
+      </w:r>
+    </w:p>
+    <w:p>
+      <w:pPr>
+        <w:rPr>
+          <w:szCs w:val="22"/>
+        </w:rPr>
+      </w:pPr>
+      <w:r>
+        <w:rPr>
+          <w:noProof/>
+          <w:szCs w:val="22"/>
+        </w:rPr>
+        <w:drawing>
+          <wp:inline distT="0" distB="0" distL="0" distR="0" wp14:anchorId="01B8617E" wp14:editId="7CF5CC01">
+            <wp:extent cx="5721350" cy="3600450"/>
+            <wp:effectExtent l="0" t="0" r="0" b="0"/>
+            <wp:docPr id="1522722591" name="그림 3"/>
+            <wp:cNvGraphicFramePr>
+              <a:graphicFrameLocks xmlns:a="http://schemas.openxmlformats.org/drawingml/2006/main" noChangeAspect="1"/>
+            </wp:cNvGraphicFramePr>
+            <a:graphic xmlns:a="http://schemas.openxmlformats.org/drawingml/2006/main">
+              <a:graphicData uri="http://schemas.openxmlformats.org/drawingml/2006/picture">
+                <pic:pic xmlns:pic="http://schemas.openxmlformats.org/drawingml/2006/picture">
+                  <pic:nvPicPr>
+                    <pic:cNvPr id="0" name="Picture 3"/>
+                    <pic:cNvPicPr>
+                      <a:picLocks noChangeAspect="1" noChangeArrowheads="1"/>
+                    </pic:cNvPicPr>
+                  </pic:nvPicPr>
+                  <pic:blipFill>
+                    <a:blip r:embed="rId10" cstate="print">
+                      <a:extLst>
+                        <a:ext uri="{28A0092B-C50C-407E-A947-70E740481C1C}">
+                          <a14:useLocalDpi xmlns:a14="http://schemas.microsoft.com/office/drawing/2010/main" val="0"/>
+                        </a:ext>
+                      </a:extLst>
+                    </a:blip>
+                    <a:srcRect/>
+                    <a:stretch>
+                      <a:fillRect/>
+                    </a:stretch>
+                  </pic:blipFill>
+                  <pic:spPr bwMode="auto">
+                    <a:xfrm>
+                      <a:off x="0" y="0"/>
+                      <a:ext cx="5721350" cy="3600450"/>
+                    </a:xfrm>
+                    <a:prstGeom prst="rect">
+                      <a:avLst/>
+                    </a:prstGeom>
+                    <a:noFill/>
+                    <a:ln>
+                      <a:noFill/>
+                    </a:ln>
+                  </pic:spPr>
+                </pic:pic>
+              </a:graphicData>
+            </a:graphic>
+          </wp:inline>
+        </w:drawing>
+      </w:r>
+    </w:p>
+    <w:p>
+      <w:pPr>
+        <w:rPr>
+          <w:szCs w:val="22"/>
+        </w:rPr>
+      </w:pPr>
+      <w:r>
+        <w:rPr>
+          <w:rFonts w:hint="eastAsia"/>
+          <w:szCs w:val="22"/>
+        </w:rPr>
+        <w:t>동일한 이름이 없는 방은 열리지 않는다. 하지만 방이 아예 없어서 그럴 수 있으므로 추가 테스트를 진행했다.</w:t>
+      </w:r>
+    </w:p>
+    <w:p>
+      <w:pPr>
+        <w:rPr>
+          <w:szCs w:val="22"/>
+        </w:rPr>
+      </w:pPr>
+    </w:p>
+    <w:p>
+      <w:pPr>
+        <w:rPr>
+          <w:szCs w:val="22"/>
+        </w:rPr>
+      </w:pPr>
+      <w:r>
+        <w:rPr>
+          <w:noProof/>
+          <w:szCs w:val="22"/>
+        </w:rPr>
+        <w:drawing>
+          <wp:inline distT="0" distB="0" distL="0" distR="0" wp14:anchorId="2244AD8F" wp14:editId="2C34B44E">
+            <wp:extent cx="5391491" cy="3009900"/>
+            <wp:effectExtent l="0" t="0" r="0" b="0"/>
+            <wp:docPr id="383127644" name="그림 4"/>
+            <wp:cNvGraphicFramePr>
+              <a:graphicFrameLocks xmlns:a="http://schemas.openxmlformats.org/drawingml/2006/main" noChangeAspect="1"/>
+            </wp:cNvGraphicFramePr>
+            <a:graphic xmlns:a="http://schemas.openxmlformats.org/drawingml/2006/main">
+              <a:graphicData uri="http://schemas.openxmlformats.org/drawingml/2006/picture">
+                <pic:pic xmlns:pic="http://schemas.openxmlformats.org/drawingml/2006/picture">
+                  <pic:nvPicPr>
+                    <pic:cNvPr id="0" name="Picture 4"/>
+                    <pic:cNvPicPr>
+                      <a:picLocks noChangeAspect="1" noChangeArrowheads="1"/>
+                    </pic:cNvPicPr>
+                  </pic:nvPicPr>
+                  <pic:blipFill>
+                    <a:blip r:embed="rId11" cstate="print">
+                      <a:extLst>
+                        <a:ext uri="{28A0092B-C50C-407E-A947-70E740481C1C}">
+                          <a14:useLocalDpi xmlns:a14="http://schemas.microsoft.com/office/drawing/2010/main" val="0"/>
+                        </a:ext>
+                      </a:extLst>
+                    </a:blip>
+                    <a:srcRect/>
+                    <a:stretch>
+                      <a:fillRect/>
+                    </a:stretch>
+                  </pic:blipFill>
+                  <pic:spPr bwMode="auto">
+                    <a:xfrm>
+                      <a:off x="0" y="0"/>
+                      <a:ext cx="5394689" cy="3011685"/>
+                    </a:xfrm>
+                    <a:prstGeom prst="rect">
+                      <a:avLst/>
+                    </a:prstGeom>
+                    <a:noFill/>
+                    <a:ln>
+                      <a:noFill/>
+                    </a:ln>
+                  </pic:spPr>
+                </pic:pic>
+              </a:graphicData>
+            </a:graphic>
+          </wp:inline>
+        </w:drawing>
+      </w:r>
+    </w:p>
+    <w:p>
+      <w:pPr>
+        <w:rPr>
+          <w:szCs w:val="22"/>
+        </w:rPr>
+      </w:pPr>
+      <w:r>
+        <w:rPr>
+          <w:rFonts w:hint="eastAsia"/>
+          <w:szCs w:val="22"/>
+        </w:rPr>
+        <w:t>빌드 후에 한 곳에서는 aaa로 방을 열고, 다른 한 곳에서는 asd로 접속을 시도했다.</w:t>
+      </w:r>
+    </w:p>
+    <w:p>
+      <w:pPr>
+        <w:rPr>
+          <w:szCs w:val="22"/>
+        </w:rPr>
+      </w:pPr>
+      <w:r>
+        <w:rPr>
+          <w:rFonts w:hint="eastAsia"/>
+          <w:szCs w:val="22"/>
+        </w:rPr>
+        <w:t>의도한 대로 동일한 이름이 없는 방에는 접속하지 않는다.</w:t>
+      </w:r>
+    </w:p>
+    <w:p>
+      <w:pPr>
+        <w:rPr>
+          <w:szCs w:val="22"/>
+        </w:rPr>
+      </w:pPr>
+      <w:r>
+        <w:rPr>
+          <w:noProof/>
+          <w:szCs w:val="22"/>
+        </w:rPr>
+        <w:lastRenderedPageBreak/>
+        <w:drawing>
+          <wp:inline distT="0" distB="0" distL="0" distR="0" wp14:anchorId="170276DC" wp14:editId="407A3AF6">
+            <wp:extent cx="5554385" cy="3168650"/>
+            <wp:effectExtent l="0" t="0" r="8255" b="0"/>
+            <wp:docPr id="613330776" name="그림 5"/>
+            <wp:cNvGraphicFramePr>
+              <a:graphicFrameLocks xmlns:a="http://schemas.openxmlformats.org/drawingml/2006/main" noChangeAspect="1"/>
+            </wp:cNvGraphicFramePr>
+            <a:graphic xmlns:a="http://schemas.openxmlformats.org/drawingml/2006/main">
+              <a:graphicData uri="http://schemas.openxmlformats.org/drawingml/2006/picture">
+                <pic:pic xmlns:pic="http://schemas.openxmlformats.org/drawingml/2006/picture">
+                  <pic:nvPicPr>
+                    <pic:cNvPr id="0" name="Picture 5"/>
+                    <pic:cNvPicPr>
+                      <a:picLocks noChangeAspect="1" noChangeArrowheads="1"/>
+                    </pic:cNvPicPr>
+                  </pic:nvPicPr>
+                  <pic:blipFill>
+                    <a:blip r:embed="rId12" cstate="print">
+                      <a:extLst>
+                        <a:ext uri="{28A0092B-C50C-407E-A947-70E740481C1C}">
+                          <a14:useLocalDpi xmlns:a14="http://schemas.microsoft.com/office/drawing/2010/main" val="0"/>
+                        </a:ext>
+                      </a:extLst>
+                    </a:blip>
+                    <a:srcRect/>
+                    <a:stretch>
+                      <a:fillRect/>
+                    </a:stretch>
+                  </pic:blipFill>
+                  <pic:spPr bwMode="auto">
+                    <a:xfrm>
+                      <a:off x="0" y="0"/>
+                      <a:ext cx="5554934" cy="3168963"/>
+                    </a:xfrm>
+                    <a:prstGeom prst="rect">
+                      <a:avLst/>
+                    </a:prstGeom>
+                    <a:noFill/>
+                    <a:ln>
+                      <a:noFill/>
+                    </a:ln>
+                  </pic:spPr>
+                </pic:pic>
+              </a:graphicData>
+            </a:graphic>
+          </wp:inline>
+        </w:drawing>
+      </w:r>
+    </w:p>
+    <w:p>
+      <w:pPr>
+        <w:rPr>
+          <w:szCs w:val="22"/>
+        </w:rPr>
+      </w:pPr>
+      <w:r>
+        <w:rPr>
+          <w:rFonts w:hint="eastAsia"/>
+          <w:szCs w:val="22"/>
+        </w:rPr>
+        <w:t>동일한 이름이 적힌 방이 열려있을 경우 접속이 가능한 것까지 확인했다.</w:t>
+      </w:r>
+    </w:p>
+    <w:p>
+      <w:pPr>
+        <w:rPr>
+          <w:szCs w:val="22"/>
+        </w:rPr>
+      </w:pPr>
+    </w:p>
+    <w:p>
+      <w:pPr>
+        <w:rPr>
+          <w:rFonts w:hint="eastAsia"/>
+          <w:szCs w:val="22"/>
+        </w:rPr>
+      </w:pPr>
+      <w:r>
+        <w:rPr>
+          <w:rFonts w:hint="eastAsia"/>
+          <w:szCs w:val="22"/>
+        </w:rPr>
+        <w:t>아래부터는 접속한 방을 가시화해서 이동을 동기화할 것이다.</w:t>
       </w:r>
     </w:p>
     <w:sectPr>
@@ -1765,6 +2677,7 @@
   <w:style w:type="character" w:default="1" w:styleId="a0">
     <w:name w:val="Default Paragraph Font"/>
     <w:uiPriority w:val="1"/>
+    <w:semiHidden/>
     <w:unhideWhenUsed/>
   </w:style>
   <w:style w:type="table" w:default="1" w:styleId="a1">

--- a/Archives/송광민/5주차 학습일지/세션 생성 및 참여 학습정리.docx
+++ b/Archives/송광민/5주차 학습일지/세션 생성 및 참여 학습정리.docx
@@ -173,7 +173,23 @@
           <w:rFonts w:hint="eastAsia"/>
           <w:szCs w:val="22"/>
         </w:rPr>
-        <w:t>현재 우리의 방 매커니즘은 세션의 이름을 이용해 방을 찾아 접속하는 것이므로 세션의 목록이나 로비를 확인하는 부분을 제외하고 정리할 것이다.</w:t>
+        <w:t xml:space="preserve">현재 우리의 방 </w:t>
+      </w:r>
+      <w:proofErr w:type="spellStart"/>
+      <w:r>
+        <w:rPr>
+          <w:rFonts w:hint="eastAsia"/>
+          <w:szCs w:val="22"/>
+        </w:rPr>
+        <w:t>매커니즘은</w:t>
+      </w:r>
+      <w:proofErr w:type="spellEnd"/>
+      <w:r>
+        <w:rPr>
+          <w:rFonts w:hint="eastAsia"/>
+          <w:szCs w:val="22"/>
+        </w:rPr>
+        <w:t xml:space="preserve"> 세션의 이름을 이용해 방을 찾아 접속하는 것이므로 세션의 목록이나 로비를 확인하는 부분을 제외하고 정리할 것이다.</w:t>
       </w:r>
     </w:p>
     <w:p>
@@ -211,82 +227,139 @@
           <w:bCs/>
           <w:szCs w:val="22"/>
         </w:rPr>
-        <w:t>1. NetworkRunner</w:t>
-      </w:r>
-    </w:p>
-    <w:p>
-      <w:pPr>
-        <w:rPr>
-          <w:szCs w:val="22"/>
-        </w:rPr>
-      </w:pPr>
-      <w:r>
-        <w:rPr>
-          <w:szCs w:val="22"/>
-        </w:rPr>
-        <w:t xml:space="preserve">Photon Fusion에서 네트워크 연결과 게임 </w:t>
-      </w:r>
-      <w:r>
-        <w:rPr>
-          <w:rFonts w:hint="eastAsia"/>
-          <w:szCs w:val="22"/>
-        </w:rPr>
-        <w:t>세션</w:t>
-      </w:r>
-      <w:r>
-        <w:rPr>
-          <w:szCs w:val="22"/>
-        </w:rPr>
-        <w:t>을 관리하는 중심 클래스이다.</w:t>
-      </w:r>
-    </w:p>
-    <w:p>
-      <w:pPr>
-        <w:rPr>
-          <w:szCs w:val="22"/>
-        </w:rPr>
-      </w:pPr>
-      <w:r>
-        <w:rPr>
-          <w:szCs w:val="22"/>
-        </w:rPr>
-        <w:t>이번 테스트에서는 NetworkRunner를 통해 StartGame()을 호출하여 Session을 생성하거나 참여한다.</w:t>
-      </w:r>
-    </w:p>
-    <w:p>
-      <w:pPr>
-        <w:rPr>
-          <w:szCs w:val="22"/>
-        </w:rPr>
-      </w:pPr>
-      <w:r>
-        <w:rPr>
-          <w:rFonts w:hint="eastAsia"/>
-          <w:szCs w:val="22"/>
-        </w:rPr>
-        <w:t>세션</w:t>
-      </w:r>
-      <w:r>
-        <w:rPr>
-          <w:szCs w:val="22"/>
-        </w:rPr>
-        <w:t xml:space="preserve">생성과 참여를 서로 다른 함수로 처리하는 것이 아니라 둘 다 StartGame()을 사용하고, 전달하는 StartGameArgs의 설정을 다르게 한다. </w:t>
-      </w:r>
-    </w:p>
-    <w:p>
-      <w:pPr>
-        <w:rPr>
-          <w:szCs w:val="22"/>
-        </w:rPr>
-      </w:pPr>
-    </w:p>
-    <w:p>
-      <w:pPr>
+        <w:t xml:space="preserve">1. </w:t>
+      </w:r>
+      <w:proofErr w:type="spellStart"/>
+      <w:r>
         <w:rPr>
           <w:b/>
           <w:bCs/>
           <w:szCs w:val="22"/>
         </w:rPr>
+        <w:t>NetworkRunner</w:t>
+      </w:r>
+      <w:proofErr w:type="spellEnd"/>
+    </w:p>
+    <w:p>
+      <w:pPr>
+        <w:rPr>
+          <w:szCs w:val="22"/>
+        </w:rPr>
+      </w:pPr>
+      <w:r>
+        <w:rPr>
+          <w:szCs w:val="22"/>
+        </w:rPr>
+        <w:t xml:space="preserve">Photon Fusion에서 네트워크 연결과 게임 </w:t>
+      </w:r>
+      <w:r>
+        <w:rPr>
+          <w:rFonts w:hint="eastAsia"/>
+          <w:szCs w:val="22"/>
+        </w:rPr>
+        <w:t>세션</w:t>
+      </w:r>
+      <w:r>
+        <w:rPr>
+          <w:szCs w:val="22"/>
+        </w:rPr>
+        <w:t>을 관리하는 중심 클래스이다.</w:t>
+      </w:r>
+    </w:p>
+    <w:p>
+      <w:pPr>
+        <w:rPr>
+          <w:szCs w:val="22"/>
+        </w:rPr>
+      </w:pPr>
+      <w:r>
+        <w:rPr>
+          <w:szCs w:val="22"/>
+        </w:rPr>
+        <w:t xml:space="preserve">이번 테스트에서는 </w:t>
+      </w:r>
+      <w:proofErr w:type="spellStart"/>
+      <w:r>
+        <w:rPr>
+          <w:szCs w:val="22"/>
+        </w:rPr>
+        <w:t>NetworkRunner</w:t>
+      </w:r>
+      <w:proofErr w:type="spellEnd"/>
+      <w:r>
+        <w:rPr>
+          <w:szCs w:val="22"/>
+        </w:rPr>
+        <w:t xml:space="preserve">를 통해 </w:t>
+      </w:r>
+      <w:proofErr w:type="spellStart"/>
+      <w:r>
+        <w:rPr>
+          <w:szCs w:val="22"/>
+        </w:rPr>
+        <w:t>StartGame</w:t>
+      </w:r>
+      <w:proofErr w:type="spellEnd"/>
+      <w:r>
+        <w:rPr>
+          <w:szCs w:val="22"/>
+        </w:rPr>
+        <w:t>()을 호출하여 Session을 생성하거나 참여한다.</w:t>
+      </w:r>
+    </w:p>
+    <w:p>
+      <w:pPr>
+        <w:rPr>
+          <w:szCs w:val="22"/>
+        </w:rPr>
+      </w:pPr>
+      <w:r>
+        <w:rPr>
+          <w:rFonts w:hint="eastAsia"/>
+          <w:szCs w:val="22"/>
+        </w:rPr>
+        <w:t>세션</w:t>
+      </w:r>
+      <w:r>
+        <w:rPr>
+          <w:szCs w:val="22"/>
+        </w:rPr>
+        <w:t xml:space="preserve">생성과 참여를 서로 다른 함수로 처리하는 것이 아니라 둘 다 </w:t>
+      </w:r>
+      <w:proofErr w:type="spellStart"/>
+      <w:r>
+        <w:rPr>
+          <w:szCs w:val="22"/>
+        </w:rPr>
+        <w:t>StartGame</w:t>
+      </w:r>
+      <w:proofErr w:type="spellEnd"/>
+      <w:r>
+        <w:rPr>
+          <w:szCs w:val="22"/>
+        </w:rPr>
+        <w:t xml:space="preserve">()을 사용하고, 전달하는 </w:t>
+      </w:r>
+      <w:proofErr w:type="spellStart"/>
+      <w:r>
+        <w:rPr>
+          <w:szCs w:val="22"/>
+        </w:rPr>
+        <w:t>StartGameArgs</w:t>
+      </w:r>
+      <w:proofErr w:type="spellEnd"/>
+      <w:r>
+        <w:rPr>
+          <w:szCs w:val="22"/>
+        </w:rPr>
+        <w:t xml:space="preserve">의 설정을 다르게 한다. </w:t>
+      </w:r>
+    </w:p>
+    <w:p>
+      <w:pPr>
+        <w:rPr>
+          <w:szCs w:val="22"/>
+        </w:rPr>
       </w:pPr>
     </w:p>
     <w:p>
@@ -324,375 +397,494 @@
           <w:szCs w:val="22"/>
         </w:rPr>
       </w:pPr>
-      <w:r>
+    </w:p>
+    <w:p>
+      <w:pPr>
         <w:rPr>
           <w:b/>
           <w:bCs/>
           <w:szCs w:val="22"/>
         </w:rPr>
-        <w:lastRenderedPageBreak/>
-        <w:t>2. StartGameArgs</w:t>
-      </w:r>
-    </w:p>
-    <w:p>
-      <w:pPr>
-        <w:rPr>
-          <w:szCs w:val="22"/>
-        </w:rPr>
-      </w:pPr>
-      <w:r>
-        <w:rPr>
-          <w:szCs w:val="22"/>
-        </w:rPr>
-        <w:t>StartGame()을 실행할 때 NetworkRunner가 어떤 방식으로 동작할 것인지를 설정하기 위한 구조체이다.</w:t>
-      </w:r>
-    </w:p>
-    <w:p>
-      <w:pPr>
-        <w:rPr>
-          <w:szCs w:val="22"/>
-        </w:rPr>
-      </w:pPr>
-      <w:r>
-        <w:rPr>
-          <w:szCs w:val="22"/>
-        </w:rPr>
-        <w:t>SessionName = [string],</w:t>
-      </w:r>
-    </w:p>
-    <w:p>
-      <w:pPr>
-        <w:rPr>
-          <w:szCs w:val="22"/>
-        </w:rPr>
-      </w:pPr>
-      <w:r>
-        <w:rPr>
-          <w:szCs w:val="22"/>
-        </w:rPr>
-        <w:t xml:space="preserve">  SessionProperties = [Dictionary&lt;string, SessionProperty&gt;],</w:t>
-      </w:r>
-    </w:p>
-    <w:p>
-      <w:pPr>
-        <w:rPr>
-          <w:szCs w:val="22"/>
-        </w:rPr>
-      </w:pPr>
-      <w:r>
-        <w:rPr>
-          <w:szCs w:val="22"/>
-        </w:rPr>
-        <w:t xml:space="preserve">  CustomLobbyName = [string],</w:t>
-      </w:r>
-    </w:p>
-    <w:p>
-      <w:pPr>
-        <w:rPr>
-          <w:szCs w:val="22"/>
-        </w:rPr>
-      </w:pPr>
-      <w:r>
-        <w:rPr>
-          <w:szCs w:val="22"/>
-        </w:rPr>
-        <w:t xml:space="preserve">  EnableClientSessionCreation = [bool],</w:t>
-      </w:r>
-    </w:p>
-    <w:p>
-      <w:pPr>
-        <w:rPr>
-          <w:szCs w:val="22"/>
-        </w:rPr>
-      </w:pPr>
-      <w:r>
-        <w:rPr>
-          <w:szCs w:val="22"/>
-        </w:rPr>
-        <w:t xml:space="preserve">  PlayerCount = [int],</w:t>
-      </w:r>
-    </w:p>
-    <w:p>
-      <w:pPr>
-        <w:rPr>
-          <w:szCs w:val="22"/>
-        </w:rPr>
-      </w:pPr>
-      <w:r>
-        <w:rPr>
-          <w:szCs w:val="22"/>
-        </w:rPr>
-        <w:t xml:space="preserve">  IsOpen = [bool],</w:t>
-      </w:r>
-    </w:p>
-    <w:p>
-      <w:pPr>
-        <w:rPr>
-          <w:szCs w:val="22"/>
-        </w:rPr>
-      </w:pPr>
-      <w:r>
-        <w:rPr>
-          <w:szCs w:val="22"/>
-        </w:rPr>
-        <w:t xml:space="preserve">  IsVisible = [bool],</w:t>
-      </w:r>
-    </w:p>
-    <w:p>
-      <w:pPr>
-        <w:rPr>
-          <w:szCs w:val="22"/>
-        </w:rPr>
-      </w:pPr>
-      <w:r>
-        <w:rPr>
-          <w:szCs w:val="22"/>
-        </w:rPr>
-        <w:t xml:space="preserve">  MatchmakingMode = [MatchmakingMode]</w:t>
-      </w:r>
-    </w:p>
-    <w:p>
-      <w:pPr>
-        <w:rPr>
-          <w:szCs w:val="22"/>
-        </w:rPr>
-      </w:pPr>
-      <w:r>
-        <w:rPr>
-          <w:rFonts w:hint="eastAsia"/>
-          <w:szCs w:val="22"/>
-        </w:rPr>
-        <w:t>를 매개변수로 StartGame()에 넘겨서 세션을 구분한다</w:t>
-      </w:r>
-    </w:p>
-    <w:p>
-      <w:pPr>
-        <w:rPr>
-          <w:szCs w:val="22"/>
-        </w:rPr>
-      </w:pPr>
-      <w:r>
-        <w:rPr>
-          <w:rFonts w:hint="eastAsia"/>
-          <w:szCs w:val="22"/>
-        </w:rPr>
-        <w:t>하지만, 우리가 사용할 매개변수는 아래와 같다.</w:t>
-      </w:r>
-    </w:p>
-    <w:p>
-      <w:pPr>
-        <w:rPr>
-          <w:szCs w:val="22"/>
-        </w:rPr>
-      </w:pPr>
-      <w:r>
-        <w:rPr>
-          <w:szCs w:val="22"/>
-        </w:rPr>
-        <w:t>GameMode</w:t>
-      </w:r>
-      <w:r>
-        <w:rPr>
-          <w:rFonts w:hint="eastAsia"/>
-          <w:szCs w:val="22"/>
-        </w:rPr>
-        <w:t xml:space="preserve"> </w:t>
-      </w:r>
-      <w:r>
-        <w:rPr>
-          <w:rFonts w:hint="eastAsia"/>
-          <w:szCs w:val="22"/>
-        </w:rPr>
-        <w:t>→</w:t>
-      </w:r>
-      <w:r>
-        <w:rPr>
-          <w:szCs w:val="22"/>
-        </w:rPr>
-        <w:t xml:space="preserve"> Host인지 Client인지 결정</w:t>
-      </w:r>
-    </w:p>
-    <w:p>
-      <w:pPr>
-        <w:rPr>
-          <w:szCs w:val="22"/>
-        </w:rPr>
-      </w:pPr>
-      <w:r>
-        <w:rPr>
-          <w:szCs w:val="22"/>
-        </w:rPr>
-        <w:t>SessionName</w:t>
-      </w:r>
-      <w:r>
-        <w:rPr>
-          <w:rFonts w:hint="eastAsia"/>
-          <w:szCs w:val="22"/>
-        </w:rPr>
-        <w:t xml:space="preserve"> </w:t>
-      </w:r>
-      <w:r>
-        <w:rPr>
-          <w:rFonts w:hint="eastAsia"/>
-          <w:szCs w:val="22"/>
-        </w:rPr>
-        <w:t>→</w:t>
-      </w:r>
-      <w:r>
-        <w:rPr>
-          <w:szCs w:val="22"/>
-        </w:rPr>
-        <w:t xml:space="preserve"> 생성하거나 참여하려는 </w:t>
-      </w:r>
-      <w:r>
-        <w:rPr>
-          <w:rFonts w:hint="eastAsia"/>
-          <w:szCs w:val="22"/>
-        </w:rPr>
-        <w:t>세션</w:t>
-      </w:r>
-      <w:r>
-        <w:rPr>
-          <w:szCs w:val="22"/>
-        </w:rPr>
-        <w:t>의 이름</w:t>
-      </w:r>
-    </w:p>
-    <w:p>
-      <w:pPr>
-        <w:rPr>
-          <w:szCs w:val="22"/>
-        </w:rPr>
-      </w:pPr>
-      <w:r>
-        <w:rPr>
-          <w:szCs w:val="22"/>
-        </w:rPr>
-        <w:t>PlayerCount</w:t>
-      </w:r>
-      <w:r>
-        <w:rPr>
-          <w:rFonts w:hint="eastAsia"/>
-          <w:szCs w:val="22"/>
-        </w:rPr>
-        <w:t xml:space="preserve"> </w:t>
-      </w:r>
-      <w:r>
-        <w:rPr>
-          <w:rFonts w:hint="eastAsia"/>
-          <w:szCs w:val="22"/>
-        </w:rPr>
-        <w:t>→</w:t>
-      </w:r>
-      <w:r>
-        <w:rPr>
-          <w:szCs w:val="22"/>
-        </w:rPr>
-        <w:t xml:space="preserve"> </w:t>
-      </w:r>
-      <w:r>
-        <w:rPr>
-          <w:rFonts w:hint="eastAsia"/>
-          <w:szCs w:val="22"/>
-        </w:rPr>
-        <w:t xml:space="preserve">세션 </w:t>
-      </w:r>
-      <w:r>
-        <w:rPr>
-          <w:szCs w:val="22"/>
-        </w:rPr>
-        <w:t>최대 인원</w:t>
-      </w:r>
-    </w:p>
-    <w:p>
-      <w:pPr>
-        <w:rPr>
-          <w:szCs w:val="22"/>
-        </w:rPr>
-      </w:pPr>
-      <w:r>
-        <w:rPr>
-          <w:szCs w:val="22"/>
-        </w:rPr>
-        <w:t>IsOpen</w:t>
-      </w:r>
-      <w:r>
-        <w:rPr>
-          <w:rFonts w:hint="eastAsia"/>
-          <w:szCs w:val="22"/>
-        </w:rPr>
-        <w:t xml:space="preserve"> </w:t>
-      </w:r>
-      <w:r>
-        <w:rPr>
-          <w:rFonts w:hint="eastAsia"/>
-          <w:szCs w:val="22"/>
-        </w:rPr>
-        <w:t>→</w:t>
-      </w:r>
-      <w:r>
-        <w:rPr>
-          <w:szCs w:val="22"/>
-        </w:rPr>
-        <w:t xml:space="preserve"> 다른 </w:t>
-      </w:r>
-      <w:r>
-        <w:rPr>
-          <w:rFonts w:hint="eastAsia"/>
-          <w:szCs w:val="22"/>
-        </w:rPr>
-        <w:t>클라이언트</w:t>
-      </w:r>
-      <w:r>
-        <w:rPr>
-          <w:szCs w:val="22"/>
-        </w:rPr>
-        <w:t xml:space="preserve">가 </w:t>
-      </w:r>
-      <w:r>
-        <w:rPr>
-          <w:rFonts w:hint="eastAsia"/>
-          <w:szCs w:val="22"/>
-        </w:rPr>
-        <w:t>세션</w:t>
-      </w:r>
-      <w:r>
-        <w:rPr>
-          <w:szCs w:val="22"/>
-        </w:rPr>
-        <w:t>에 참여할 수 있는지 결정</w:t>
-      </w:r>
-    </w:p>
-    <w:p>
-      <w:pPr>
-        <w:rPr>
-          <w:szCs w:val="22"/>
-        </w:rPr>
-      </w:pPr>
-    </w:p>
-    <w:p>
-      <w:pPr>
+      </w:pPr>
+      <w:r>
         <w:rPr>
           <w:b/>
           <w:bCs/>
           <w:szCs w:val="22"/>
         </w:rPr>
-      </w:pPr>
+        <w:lastRenderedPageBreak/>
+        <w:t xml:space="preserve">2. </w:t>
+      </w:r>
+      <w:proofErr w:type="spellStart"/>
       <w:r>
         <w:rPr>
           <w:b/>
           <w:bCs/>
           <w:szCs w:val="22"/>
         </w:rPr>
-        <w:t>3. StartGame()</w:t>
-      </w:r>
-    </w:p>
-    <w:p>
-      <w:pPr>
-        <w:rPr>
-          <w:szCs w:val="22"/>
-        </w:rPr>
-      </w:pPr>
+        <w:t>StartGameArgs</w:t>
+      </w:r>
+      <w:proofErr w:type="spellEnd"/>
+    </w:p>
+    <w:p>
+      <w:pPr>
+        <w:rPr>
+          <w:szCs w:val="22"/>
+        </w:rPr>
+      </w:pPr>
+      <w:proofErr w:type="spellStart"/>
+      <w:r>
+        <w:rPr>
+          <w:szCs w:val="22"/>
+        </w:rPr>
+        <w:t>StartGame</w:t>
+      </w:r>
+      <w:proofErr w:type="spellEnd"/>
+      <w:r>
+        <w:rPr>
+          <w:szCs w:val="22"/>
+        </w:rPr>
+        <w:t xml:space="preserve">()을 실행할 때 </w:t>
+      </w:r>
+      <w:proofErr w:type="spellStart"/>
+      <w:r>
+        <w:rPr>
+          <w:szCs w:val="22"/>
+        </w:rPr>
+        <w:t>NetworkRunner</w:t>
+      </w:r>
+      <w:proofErr w:type="spellEnd"/>
+      <w:r>
+        <w:rPr>
+          <w:szCs w:val="22"/>
+        </w:rPr>
+        <w:t>가 어떤 방식으로 동작할 것인지를 설정하기 위한 구조체이다.</w:t>
+      </w:r>
+    </w:p>
+    <w:p>
+      <w:pPr>
+        <w:rPr>
+          <w:szCs w:val="22"/>
+        </w:rPr>
+      </w:pPr>
+      <w:proofErr w:type="spellStart"/>
+      <w:r>
+        <w:rPr>
+          <w:szCs w:val="22"/>
+        </w:rPr>
+        <w:t>SessionName</w:t>
+      </w:r>
+      <w:proofErr w:type="spellEnd"/>
+      <w:r>
+        <w:rPr>
+          <w:szCs w:val="22"/>
+        </w:rPr>
+        <w:t xml:space="preserve"> = [string],</w:t>
+      </w:r>
+    </w:p>
+    <w:p>
+      <w:pPr>
+        <w:rPr>
+          <w:szCs w:val="22"/>
+        </w:rPr>
+      </w:pPr>
+      <w:r>
+        <w:rPr>
+          <w:szCs w:val="22"/>
+        </w:rPr>
+        <w:t xml:space="preserve">  </w:t>
+      </w:r>
+      <w:proofErr w:type="spellStart"/>
+      <w:r>
+        <w:rPr>
+          <w:szCs w:val="22"/>
+        </w:rPr>
+        <w:t>SessionProperties</w:t>
+      </w:r>
+      <w:proofErr w:type="spellEnd"/>
+      <w:r>
+        <w:rPr>
+          <w:szCs w:val="22"/>
+        </w:rPr>
+        <w:t xml:space="preserve"> = [Dictionary&lt;string, </w:t>
+      </w:r>
+      <w:proofErr w:type="spellStart"/>
+      <w:r>
+        <w:rPr>
+          <w:szCs w:val="22"/>
+        </w:rPr>
+        <w:t>SessionProperty</w:t>
+      </w:r>
+      <w:proofErr w:type="spellEnd"/>
+      <w:r>
+        <w:rPr>
+          <w:szCs w:val="22"/>
+        </w:rPr>
+        <w:t>&gt;],</w:t>
+      </w:r>
+    </w:p>
+    <w:p>
+      <w:pPr>
+        <w:rPr>
+          <w:szCs w:val="22"/>
+        </w:rPr>
+      </w:pPr>
+      <w:r>
+        <w:rPr>
+          <w:szCs w:val="22"/>
+        </w:rPr>
+        <w:t xml:space="preserve">  </w:t>
+      </w:r>
+      <w:proofErr w:type="spellStart"/>
+      <w:r>
+        <w:rPr>
+          <w:szCs w:val="22"/>
+        </w:rPr>
+        <w:t>CustomLobbyName</w:t>
+      </w:r>
+      <w:proofErr w:type="spellEnd"/>
+      <w:r>
+        <w:rPr>
+          <w:szCs w:val="22"/>
+        </w:rPr>
+        <w:t xml:space="preserve"> = [string],</w:t>
+      </w:r>
+    </w:p>
+    <w:p>
+      <w:pPr>
+        <w:rPr>
+          <w:szCs w:val="22"/>
+        </w:rPr>
+      </w:pPr>
+      <w:r>
+        <w:rPr>
+          <w:szCs w:val="22"/>
+        </w:rPr>
+        <w:t xml:space="preserve">  </w:t>
+      </w:r>
+      <w:proofErr w:type="spellStart"/>
+      <w:r>
+        <w:rPr>
+          <w:szCs w:val="22"/>
+        </w:rPr>
+        <w:t>EnableClientSessionCreation</w:t>
+      </w:r>
+      <w:proofErr w:type="spellEnd"/>
+      <w:r>
+        <w:rPr>
+          <w:szCs w:val="22"/>
+        </w:rPr>
+        <w:t xml:space="preserve"> = [bool],</w:t>
+      </w:r>
+    </w:p>
+    <w:p>
+      <w:pPr>
+        <w:rPr>
+          <w:szCs w:val="22"/>
+        </w:rPr>
+      </w:pPr>
+      <w:r>
+        <w:rPr>
+          <w:szCs w:val="22"/>
+        </w:rPr>
+        <w:t xml:space="preserve">  </w:t>
+      </w:r>
+      <w:proofErr w:type="spellStart"/>
+      <w:r>
+        <w:rPr>
+          <w:szCs w:val="22"/>
+        </w:rPr>
+        <w:t>PlayerCount</w:t>
+      </w:r>
+      <w:proofErr w:type="spellEnd"/>
+      <w:r>
+        <w:rPr>
+          <w:szCs w:val="22"/>
+        </w:rPr>
+        <w:t xml:space="preserve"> = [int],</w:t>
+      </w:r>
+    </w:p>
+    <w:p>
+      <w:pPr>
+        <w:rPr>
+          <w:szCs w:val="22"/>
+        </w:rPr>
+      </w:pPr>
+      <w:r>
+        <w:rPr>
+          <w:szCs w:val="22"/>
+        </w:rPr>
+        <w:t xml:space="preserve">  </w:t>
+      </w:r>
+      <w:proofErr w:type="spellStart"/>
+      <w:r>
+        <w:rPr>
+          <w:szCs w:val="22"/>
+        </w:rPr>
+        <w:t>IsOpen</w:t>
+      </w:r>
+      <w:proofErr w:type="spellEnd"/>
+      <w:r>
+        <w:rPr>
+          <w:szCs w:val="22"/>
+        </w:rPr>
+        <w:t xml:space="preserve"> = [bool],</w:t>
+      </w:r>
+    </w:p>
+    <w:p>
+      <w:pPr>
+        <w:rPr>
+          <w:szCs w:val="22"/>
+        </w:rPr>
+      </w:pPr>
+      <w:r>
+        <w:rPr>
+          <w:szCs w:val="22"/>
+        </w:rPr>
+        <w:t xml:space="preserve">  </w:t>
+      </w:r>
+      <w:proofErr w:type="spellStart"/>
+      <w:r>
+        <w:rPr>
+          <w:szCs w:val="22"/>
+        </w:rPr>
+        <w:t>IsVisible</w:t>
+      </w:r>
+      <w:proofErr w:type="spellEnd"/>
+      <w:r>
+        <w:rPr>
+          <w:szCs w:val="22"/>
+        </w:rPr>
+        <w:t xml:space="preserve"> = [bool],</w:t>
+      </w:r>
+    </w:p>
+    <w:p>
+      <w:pPr>
+        <w:rPr>
+          <w:szCs w:val="22"/>
+        </w:rPr>
+      </w:pPr>
+      <w:r>
+        <w:rPr>
+          <w:szCs w:val="22"/>
+        </w:rPr>
+        <w:t xml:space="preserve">  </w:t>
+      </w:r>
+      <w:proofErr w:type="spellStart"/>
+      <w:r>
+        <w:rPr>
+          <w:szCs w:val="22"/>
+        </w:rPr>
+        <w:t>MatchmakingMode</w:t>
+      </w:r>
+      <w:proofErr w:type="spellEnd"/>
+      <w:r>
+        <w:rPr>
+          <w:szCs w:val="22"/>
+        </w:rPr>
+        <w:t xml:space="preserve"> = [</w:t>
+      </w:r>
+      <w:proofErr w:type="spellStart"/>
+      <w:r>
+        <w:rPr>
+          <w:szCs w:val="22"/>
+        </w:rPr>
+        <w:t>MatchmakingMode</w:t>
+      </w:r>
+      <w:proofErr w:type="spellEnd"/>
+      <w:r>
+        <w:rPr>
+          <w:szCs w:val="22"/>
+        </w:rPr>
+        <w:t>]</w:t>
+      </w:r>
+    </w:p>
+    <w:p>
+      <w:pPr>
+        <w:rPr>
+          <w:szCs w:val="22"/>
+        </w:rPr>
+      </w:pPr>
+      <w:proofErr w:type="spellStart"/>
+      <w:r>
+        <w:rPr>
+          <w:rFonts w:hint="eastAsia"/>
+          <w:szCs w:val="22"/>
+        </w:rPr>
+        <w:t>를</w:t>
+      </w:r>
+      <w:proofErr w:type="spellEnd"/>
+      <w:r>
+        <w:rPr>
+          <w:rFonts w:hint="eastAsia"/>
+          <w:szCs w:val="22"/>
+        </w:rPr>
+        <w:t xml:space="preserve"> 매개변수로 </w:t>
+      </w:r>
+      <w:proofErr w:type="spellStart"/>
+      <w:r>
+        <w:rPr>
+          <w:rFonts w:hint="eastAsia"/>
+          <w:szCs w:val="22"/>
+        </w:rPr>
+        <w:t>StartGame</w:t>
+      </w:r>
+      <w:proofErr w:type="spellEnd"/>
+      <w:r>
+        <w:rPr>
+          <w:rFonts w:hint="eastAsia"/>
+          <w:szCs w:val="22"/>
+        </w:rPr>
+        <w:t>()</w:t>
+      </w:r>
+      <w:proofErr w:type="spellStart"/>
+      <w:r>
+        <w:rPr>
+          <w:rFonts w:hint="eastAsia"/>
+          <w:szCs w:val="22"/>
+        </w:rPr>
+        <w:t>에</w:t>
+      </w:r>
+      <w:proofErr w:type="spellEnd"/>
+      <w:r>
+        <w:rPr>
+          <w:rFonts w:hint="eastAsia"/>
+          <w:szCs w:val="22"/>
+        </w:rPr>
+        <w:t xml:space="preserve"> 넘겨서 세션을 구분한다</w:t>
+      </w:r>
+    </w:p>
+    <w:p>
+      <w:pPr>
+        <w:rPr>
+          <w:szCs w:val="22"/>
+        </w:rPr>
+      </w:pPr>
+      <w:r>
+        <w:rPr>
+          <w:rFonts w:hint="eastAsia"/>
+          <w:szCs w:val="22"/>
+        </w:rPr>
+        <w:t>하지만, 우리가 사용할 매개변수는 아래와 같다.</w:t>
+      </w:r>
+    </w:p>
+    <w:p>
+      <w:pPr>
+        <w:rPr>
+          <w:szCs w:val="22"/>
+        </w:rPr>
+      </w:pPr>
+      <w:proofErr w:type="spellStart"/>
+      <w:r>
+        <w:rPr>
+          <w:szCs w:val="22"/>
+        </w:rPr>
+        <w:t>GameMode</w:t>
+      </w:r>
+      <w:proofErr w:type="spellEnd"/>
+      <w:r>
+        <w:rPr>
+          <w:rFonts w:hint="eastAsia"/>
+          <w:szCs w:val="22"/>
+        </w:rPr>
+        <w:t xml:space="preserve"> </w:t>
+      </w:r>
+      <w:r>
+        <w:rPr>
+          <w:rFonts w:hint="eastAsia"/>
+          <w:szCs w:val="22"/>
+        </w:rPr>
+        <w:t>→</w:t>
+      </w:r>
+      <w:r>
+        <w:rPr>
+          <w:szCs w:val="22"/>
+        </w:rPr>
+        <w:t xml:space="preserve"> Host인지 Client인지 결정</w:t>
+      </w:r>
+    </w:p>
+    <w:p>
+      <w:pPr>
+        <w:rPr>
+          <w:szCs w:val="22"/>
+        </w:rPr>
+      </w:pPr>
+      <w:proofErr w:type="spellStart"/>
+      <w:r>
+        <w:rPr>
+          <w:szCs w:val="22"/>
+        </w:rPr>
+        <w:t>SessionName</w:t>
+      </w:r>
+      <w:proofErr w:type="spellEnd"/>
+      <w:r>
+        <w:rPr>
+          <w:rFonts w:hint="eastAsia"/>
+          <w:szCs w:val="22"/>
+        </w:rPr>
+        <w:t xml:space="preserve"> </w:t>
+      </w:r>
+      <w:r>
+        <w:rPr>
+          <w:rFonts w:hint="eastAsia"/>
+          <w:szCs w:val="22"/>
+        </w:rPr>
+        <w:t>→</w:t>
+      </w:r>
+      <w:r>
+        <w:rPr>
+          <w:szCs w:val="22"/>
+        </w:rPr>
+        <w:t xml:space="preserve"> 생성하거나 참여하려는 </w:t>
+      </w:r>
+      <w:r>
+        <w:rPr>
+          <w:rFonts w:hint="eastAsia"/>
+          <w:szCs w:val="22"/>
+        </w:rPr>
+        <w:t>세션</w:t>
+      </w:r>
+      <w:r>
+        <w:rPr>
+          <w:szCs w:val="22"/>
+        </w:rPr>
+        <w:t>의 이름</w:t>
+      </w:r>
+    </w:p>
+    <w:p>
+      <w:pPr>
+        <w:rPr>
+          <w:szCs w:val="22"/>
+        </w:rPr>
+      </w:pPr>
+      <w:proofErr w:type="spellStart"/>
+      <w:r>
+        <w:rPr>
+          <w:szCs w:val="22"/>
+        </w:rPr>
+        <w:t>PlayerCount</w:t>
+      </w:r>
+      <w:proofErr w:type="spellEnd"/>
+      <w:r>
+        <w:rPr>
+          <w:rFonts w:hint="eastAsia"/>
+          <w:szCs w:val="22"/>
+        </w:rPr>
+        <w:t xml:space="preserve"> </w:t>
+      </w:r>
+      <w:r>
+        <w:rPr>
+          <w:rFonts w:hint="eastAsia"/>
+          <w:szCs w:val="22"/>
+        </w:rPr>
+        <w:t>→</w:t>
+      </w:r>
+      <w:r>
+        <w:rPr>
+          <w:szCs w:val="22"/>
+        </w:rPr>
+        <w:t xml:space="preserve"> </w:t>
+      </w:r>
       <w:r>
         <w:rPr>
           <w:rFonts w:hint="eastAsia"/>
@@ -704,75 +896,69 @@
         <w:rPr>
           <w:szCs w:val="22"/>
         </w:rPr>
-        <w:t>생성과 참여에서 공통으로 사용하는 함수이다.</w:t>
-      </w:r>
-    </w:p>
-    <w:p>
-      <w:pPr>
-        <w:rPr>
-          <w:szCs w:val="22"/>
-        </w:rPr>
-      </w:pPr>
-      <w:r>
-        <w:rPr>
-          <w:rFonts w:hint="eastAsia"/>
-          <w:szCs w:val="22"/>
-        </w:rPr>
-        <w:t xml:space="preserve">포톤 퓨전에서는 세션 </w:t>
-      </w:r>
-      <w:r>
-        <w:rPr>
-          <w:szCs w:val="22"/>
-        </w:rPr>
-        <w:t>생성과 참여를 같은 절차의 일부로 처리한다. 지정된 SessionName이 존재하는지와 GameMode 등의 설정을 이용하여 동작을 결정한다.</w:t>
-      </w:r>
-    </w:p>
-    <w:p>
-      <w:pPr>
-        <w:rPr>
-          <w:szCs w:val="22"/>
-        </w:rPr>
-      </w:pPr>
-      <w:r>
-        <w:rPr>
-          <w:rFonts w:hint="eastAsia"/>
-          <w:szCs w:val="22"/>
-        </w:rPr>
-        <w:t xml:space="preserve">일례로 </w:t>
-      </w:r>
-      <w:r>
-        <w:rPr>
-          <w:szCs w:val="22"/>
-        </w:rPr>
-        <w:t>GameMode.Host</w:t>
-      </w:r>
-      <w:r>
-        <w:rPr>
-          <w:rFonts w:hint="eastAsia"/>
-          <w:szCs w:val="22"/>
-        </w:rPr>
-        <w:t xml:space="preserve">는 동일한 이름이 있으면 그 방에 접속, 아니면 방을 생성하고, </w:t>
-      </w:r>
-      <w:r>
-        <w:rPr>
-          <w:szCs w:val="22"/>
-        </w:rPr>
-        <w:t>GameMode.Client</w:t>
-      </w:r>
-      <w:r>
-        <w:rPr>
-          <w:rFonts w:hint="eastAsia"/>
-          <w:szCs w:val="22"/>
-        </w:rPr>
-        <w:t>는 동일한 이름이 있을 경우 방에 접속하는 기능만 가진다.</w:t>
-      </w:r>
-    </w:p>
-    <w:p>
-      <w:pPr>
-        <w:rPr>
-          <w:szCs w:val="22"/>
-        </w:rPr>
-      </w:pPr>
+        <w:t>최대 인원</w:t>
+      </w:r>
+    </w:p>
+    <w:p>
+      <w:pPr>
+        <w:rPr>
+          <w:szCs w:val="22"/>
+        </w:rPr>
+      </w:pPr>
+      <w:proofErr w:type="spellStart"/>
+      <w:r>
+        <w:rPr>
+          <w:szCs w:val="22"/>
+        </w:rPr>
+        <w:t>IsOpen</w:t>
+      </w:r>
+      <w:proofErr w:type="spellEnd"/>
+      <w:r>
+        <w:rPr>
+          <w:rFonts w:hint="eastAsia"/>
+          <w:szCs w:val="22"/>
+        </w:rPr>
+        <w:t xml:space="preserve"> </w:t>
+      </w:r>
+      <w:r>
+        <w:rPr>
+          <w:rFonts w:hint="eastAsia"/>
+          <w:szCs w:val="22"/>
+        </w:rPr>
+        <w:t>→</w:t>
+      </w:r>
+      <w:r>
+        <w:rPr>
+          <w:szCs w:val="22"/>
+        </w:rPr>
+        <w:t xml:space="preserve"> 다른 </w:t>
+      </w:r>
+      <w:r>
+        <w:rPr>
+          <w:rFonts w:hint="eastAsia"/>
+          <w:szCs w:val="22"/>
+        </w:rPr>
+        <w:t>클라이언트</w:t>
+      </w:r>
+      <w:r>
+        <w:rPr>
+          <w:szCs w:val="22"/>
+        </w:rPr>
+        <w:t xml:space="preserve">가 </w:t>
+      </w:r>
+      <w:r>
+        <w:rPr>
+          <w:rFonts w:hint="eastAsia"/>
+          <w:szCs w:val="22"/>
+        </w:rPr>
+        <w:t>세션</w:t>
+      </w:r>
+      <w:r>
+        <w:rPr>
+          <w:szCs w:val="22"/>
+        </w:rPr>
+        <w:t>에 참여할 수 있는지 결정</w:t>
+      </w:r>
     </w:p>
     <w:p>
       <w:pPr>
@@ -795,6 +981,191 @@
           <w:bCs/>
           <w:szCs w:val="22"/>
         </w:rPr>
+        <w:t xml:space="preserve">3. </w:t>
+      </w:r>
+      <w:proofErr w:type="spellStart"/>
+      <w:proofErr w:type="gramStart"/>
+      <w:r>
+        <w:rPr>
+          <w:b/>
+          <w:bCs/>
+          <w:szCs w:val="22"/>
+        </w:rPr>
+        <w:t>StartGame</w:t>
+      </w:r>
+      <w:proofErr w:type="spellEnd"/>
+      <w:r>
+        <w:rPr>
+          <w:b/>
+          <w:bCs/>
+          <w:szCs w:val="22"/>
+        </w:rPr>
+        <w:t>(</w:t>
+      </w:r>
+      <w:proofErr w:type="gramEnd"/>
+      <w:r>
+        <w:rPr>
+          <w:b/>
+          <w:bCs/>
+          <w:szCs w:val="22"/>
+        </w:rPr>
+        <w:t>)</w:t>
+      </w:r>
+    </w:p>
+    <w:p>
+      <w:pPr>
+        <w:rPr>
+          <w:szCs w:val="22"/>
+        </w:rPr>
+      </w:pPr>
+      <w:r>
+        <w:rPr>
+          <w:rFonts w:hint="eastAsia"/>
+          <w:szCs w:val="22"/>
+        </w:rPr>
+        <w:t xml:space="preserve">세션 </w:t>
+      </w:r>
+      <w:r>
+        <w:rPr>
+          <w:szCs w:val="22"/>
+        </w:rPr>
+        <w:t>생성과 참여에서 공통으로 사용하는 함수이다.</w:t>
+      </w:r>
+    </w:p>
+    <w:p>
+      <w:pPr>
+        <w:rPr>
+          <w:szCs w:val="22"/>
+        </w:rPr>
+      </w:pPr>
+      <w:r>
+        <w:rPr>
+          <w:rFonts w:hint="eastAsia"/>
+          <w:szCs w:val="22"/>
+        </w:rPr>
+        <w:t xml:space="preserve">포톤 퓨전에서는 세션 </w:t>
+      </w:r>
+      <w:r>
+        <w:rPr>
+          <w:szCs w:val="22"/>
+        </w:rPr>
+        <w:t xml:space="preserve">생성과 참여를 같은 절차의 일부로 처리한다. 지정된 </w:t>
+      </w:r>
+      <w:proofErr w:type="spellStart"/>
+      <w:r>
+        <w:rPr>
+          <w:szCs w:val="22"/>
+        </w:rPr>
+        <w:t>SessionName</w:t>
+      </w:r>
+      <w:proofErr w:type="spellEnd"/>
+      <w:r>
+        <w:rPr>
+          <w:szCs w:val="22"/>
+        </w:rPr>
+        <w:t xml:space="preserve">이 </w:t>
+      </w:r>
+      <w:proofErr w:type="spellStart"/>
+      <w:r>
+        <w:rPr>
+          <w:szCs w:val="22"/>
+        </w:rPr>
+        <w:t>존재하는지와</w:t>
+      </w:r>
+      <w:proofErr w:type="spellEnd"/>
+      <w:r>
+        <w:rPr>
+          <w:szCs w:val="22"/>
+        </w:rPr>
+        <w:t xml:space="preserve"> </w:t>
+      </w:r>
+      <w:proofErr w:type="spellStart"/>
+      <w:r>
+        <w:rPr>
+          <w:szCs w:val="22"/>
+        </w:rPr>
+        <w:t>GameMode</w:t>
+      </w:r>
+      <w:proofErr w:type="spellEnd"/>
+      <w:r>
+        <w:rPr>
+          <w:szCs w:val="22"/>
+        </w:rPr>
+        <w:t xml:space="preserve"> 등의 설정을 이용하여 동작을 결정한다.</w:t>
+      </w:r>
+    </w:p>
+    <w:p>
+      <w:pPr>
+        <w:rPr>
+          <w:szCs w:val="22"/>
+        </w:rPr>
+      </w:pPr>
+      <w:r>
+        <w:rPr>
+          <w:rFonts w:hint="eastAsia"/>
+          <w:szCs w:val="22"/>
+        </w:rPr>
+        <w:t xml:space="preserve">일례로 </w:t>
+      </w:r>
+      <w:proofErr w:type="spellStart"/>
+      <w:r>
+        <w:rPr>
+          <w:szCs w:val="22"/>
+        </w:rPr>
+        <w:t>GameMode.Host</w:t>
+      </w:r>
+      <w:proofErr w:type="spellEnd"/>
+      <w:r>
+        <w:rPr>
+          <w:rFonts w:hint="eastAsia"/>
+          <w:szCs w:val="22"/>
+        </w:rPr>
+        <w:t xml:space="preserve">는 동일한 이름이 있으면 그 방에 접속, 아니면 방을 생성하고, </w:t>
+      </w:r>
+      <w:proofErr w:type="spellStart"/>
+      <w:r>
+        <w:rPr>
+          <w:szCs w:val="22"/>
+        </w:rPr>
+        <w:t>GameMode.Client</w:t>
+      </w:r>
+      <w:proofErr w:type="spellEnd"/>
+      <w:r>
+        <w:rPr>
+          <w:rFonts w:hint="eastAsia"/>
+          <w:szCs w:val="22"/>
+        </w:rPr>
+        <w:t>는 동일한 이름이 있을 경우 방에 접속하는 기능만 가진다.</w:t>
+      </w:r>
+    </w:p>
+    <w:p>
+      <w:pPr>
+        <w:rPr>
+          <w:szCs w:val="22"/>
+        </w:rPr>
+      </w:pPr>
+    </w:p>
+    <w:p>
+      <w:pPr>
+        <w:rPr>
+          <w:szCs w:val="22"/>
+        </w:rPr>
+      </w:pPr>
+    </w:p>
+    <w:p>
+      <w:pPr>
+        <w:rPr>
+          <w:b/>
+          <w:bCs/>
+          <w:szCs w:val="22"/>
+        </w:rPr>
+      </w:pPr>
+      <w:r>
+        <w:rPr>
+          <w:b/>
+          <w:bCs/>
+          <w:szCs w:val="22"/>
+        </w:rPr>
         <w:lastRenderedPageBreak/>
         <w:t xml:space="preserve">4. </w:t>
       </w:r>
@@ -833,20 +1204,48 @@
         <w:rPr>
           <w:szCs w:val="22"/>
         </w:rPr>
-        <w:t>을 생성하는 쪽에서는 GameMode.Host를 사용한다.</w:t>
-      </w:r>
-    </w:p>
-    <w:p>
-      <w:pPr>
-        <w:rPr>
-          <w:szCs w:val="22"/>
-        </w:rPr>
-      </w:pPr>
-      <w:r>
-        <w:rPr>
-          <w:szCs w:val="22"/>
-        </w:rPr>
-        <w:t xml:space="preserve">예를 들어 TestRoom이라는 이름의 3인 </w:t>
+        <w:t xml:space="preserve">을 생성하는 쪽에서는 </w:t>
+      </w:r>
+      <w:proofErr w:type="spellStart"/>
+      <w:r>
+        <w:rPr>
+          <w:szCs w:val="22"/>
+        </w:rPr>
+        <w:t>GameMode.Host</w:t>
+      </w:r>
+      <w:proofErr w:type="spellEnd"/>
+      <w:r>
+        <w:rPr>
+          <w:szCs w:val="22"/>
+        </w:rPr>
+        <w:t>를 사용한다.</w:t>
+      </w:r>
+    </w:p>
+    <w:p>
+      <w:pPr>
+        <w:rPr>
+          <w:szCs w:val="22"/>
+        </w:rPr>
+      </w:pPr>
+      <w:r>
+        <w:rPr>
+          <w:szCs w:val="22"/>
+        </w:rPr>
+        <w:t xml:space="preserve">예를 들어 </w:t>
+      </w:r>
+      <w:proofErr w:type="spellStart"/>
+      <w:r>
+        <w:rPr>
+          <w:szCs w:val="22"/>
+        </w:rPr>
+        <w:t>TestRoom</w:t>
+      </w:r>
+      <w:proofErr w:type="spellEnd"/>
+      <w:r>
+        <w:rPr>
+          <w:szCs w:val="22"/>
+        </w:rPr>
+        <w:t xml:space="preserve">이라는 이름의 3인 </w:t>
       </w:r>
       <w:r>
         <w:rPr>
@@ -964,7 +1363,21 @@
         <w:rPr>
           <w:szCs w:val="22"/>
         </w:rPr>
-        <w:t>에 참여하는 플레이어는 GameMode.Client를 사용한다.</w:t>
+        <w:t xml:space="preserve">에 참여하는 플레이어는 </w:t>
+      </w:r>
+      <w:proofErr w:type="spellStart"/>
+      <w:r>
+        <w:rPr>
+          <w:szCs w:val="22"/>
+        </w:rPr>
+        <w:t>GameMode.Client</w:t>
+      </w:r>
+      <w:proofErr w:type="spellEnd"/>
+      <w:r>
+        <w:rPr>
+          <w:szCs w:val="22"/>
+        </w:rPr>
+        <w:t>를 사용한다.</w:t>
       </w:r>
     </w:p>
     <w:p>
@@ -990,20 +1403,48 @@
         <w:rPr>
           <w:szCs w:val="22"/>
         </w:rPr>
-        <w:t>의 이름을 SessionName에 직접 입력한다.</w:t>
-      </w:r>
-    </w:p>
-    <w:p>
-      <w:pPr>
-        <w:rPr>
-          <w:szCs w:val="22"/>
-        </w:rPr>
-      </w:pPr>
-      <w:r>
-        <w:rPr>
-          <w:szCs w:val="22"/>
-        </w:rPr>
-        <w:t>예를 들어 TestRoom에 참여한다면</w:t>
+        <w:t xml:space="preserve">의 이름을 </w:t>
+      </w:r>
+      <w:proofErr w:type="spellStart"/>
+      <w:r>
+        <w:rPr>
+          <w:szCs w:val="22"/>
+        </w:rPr>
+        <w:t>SessionName</w:t>
+      </w:r>
+      <w:proofErr w:type="spellEnd"/>
+      <w:r>
+        <w:rPr>
+          <w:szCs w:val="22"/>
+        </w:rPr>
+        <w:t>에 직접 입력한다.</w:t>
+      </w:r>
+    </w:p>
+    <w:p>
+      <w:pPr>
+        <w:rPr>
+          <w:szCs w:val="22"/>
+        </w:rPr>
+      </w:pPr>
+      <w:r>
+        <w:rPr>
+          <w:szCs w:val="22"/>
+        </w:rPr>
+        <w:t xml:space="preserve">예를 들어 </w:t>
+      </w:r>
+      <w:proofErr w:type="spellStart"/>
+      <w:r>
+        <w:rPr>
+          <w:szCs w:val="22"/>
+        </w:rPr>
+        <w:t>TestRoom</w:t>
+      </w:r>
+      <w:proofErr w:type="spellEnd"/>
+      <w:r>
+        <w:rPr>
+          <w:szCs w:val="22"/>
+        </w:rPr>
+        <w:t>에 참여한다면</w:t>
       </w:r>
       <w:r>
         <w:rPr>
@@ -1167,6 +1608,7 @@
         </w:rPr>
         <w:t xml:space="preserve">이번 테스트의 목적은 방을 생성하고 접속하는 것을 넘어서 fusion의 </w:t>
       </w:r>
+      <w:proofErr w:type="spellStart"/>
       <w:r>
         <w:rPr>
           <w:b/>
@@ -1175,6 +1617,7 @@
         </w:rPr>
         <w:t>StartGame</w:t>
       </w:r>
+      <w:proofErr w:type="spellEnd"/>
       <w:r>
         <w:rPr>
           <w:rFonts w:hint="eastAsia"/>
@@ -1189,7 +1632,23 @@
           <w:rFonts w:hint="eastAsia"/>
           <w:szCs w:val="22"/>
         </w:rPr>
-        <w:t xml:space="preserve">의 기능인 동일한 이름 존재 시 방 생성이 취소되는게 아니라 해당 방으로 접속하게 되는 것을 방지하는 것이다. </w:t>
+        <w:t xml:space="preserve">의 기능인 동일한 이름 존재 시 방 생성이 </w:t>
+      </w:r>
+      <w:proofErr w:type="spellStart"/>
+      <w:r>
+        <w:rPr>
+          <w:rFonts w:hint="eastAsia"/>
+          <w:szCs w:val="22"/>
+        </w:rPr>
+        <w:t>취소되는게</w:t>
+      </w:r>
+      <w:proofErr w:type="spellEnd"/>
+      <w:r>
+        <w:rPr>
+          <w:rFonts w:hint="eastAsia"/>
+          <w:szCs w:val="22"/>
+        </w:rPr>
+        <w:t xml:space="preserve"> 아니라 해당 방으로 접속하게 되는 것을 방지하는 것이다. </w:t>
       </w:r>
     </w:p>
     <w:p>
@@ -1209,7 +1668,21 @@
         <w:rPr>
           <w:szCs w:val="22"/>
         </w:rPr>
-        <w:t xml:space="preserve">따라서 방 생성은 Photon Realtime의 OpCreateRoom()을 이용하여 </w:t>
+        <w:t xml:space="preserve">따라서 방 생성은 Photon Realtime의 </w:t>
+      </w:r>
+      <w:proofErr w:type="spellStart"/>
+      <w:r>
+        <w:rPr>
+          <w:szCs w:val="22"/>
+        </w:rPr>
+        <w:t>OpCreateRoom</w:t>
+      </w:r>
+      <w:proofErr w:type="spellEnd"/>
+      <w:r>
+        <w:rPr>
+          <w:szCs w:val="22"/>
+        </w:rPr>
+        <w:t xml:space="preserve">()을 이용하여 </w:t>
       </w:r>
       <w:r>
         <w:rPr>
@@ -1245,11 +1718,19 @@
           <w:szCs w:val="22"/>
         </w:rPr>
       </w:pPr>
-      <w:r>
-        <w:rPr>
-          <w:szCs w:val="22"/>
-        </w:rPr>
-        <w:t>RealtimeClient 생성</w:t>
+      <w:proofErr w:type="spellStart"/>
+      <w:r>
+        <w:rPr>
+          <w:szCs w:val="22"/>
+        </w:rPr>
+        <w:t>RealtimeClient</w:t>
+      </w:r>
+      <w:proofErr w:type="spellEnd"/>
+      <w:r>
+        <w:rPr>
+          <w:szCs w:val="22"/>
+        </w:rPr>
+        <w:t xml:space="preserve"> 생성</w:t>
       </w:r>
       <w:r>
         <w:rPr>
@@ -1258,11 +1739,19 @@
         </w:rPr>
         <w:t xml:space="preserve"> -&gt; </w:t>
       </w:r>
-      <w:r>
-        <w:rPr>
-          <w:szCs w:val="22"/>
-        </w:rPr>
-        <w:t>SetupForFusion()</w:t>
+      <w:proofErr w:type="spellStart"/>
+      <w:r>
+        <w:rPr>
+          <w:szCs w:val="22"/>
+        </w:rPr>
+        <w:t>SetupForFusion</w:t>
+      </w:r>
+      <w:proofErr w:type="spellEnd"/>
+      <w:r>
+        <w:rPr>
+          <w:szCs w:val="22"/>
+        </w:rPr>
+        <w:t>()</w:t>
       </w:r>
       <w:r>
         <w:rPr>
@@ -1275,46 +1764,115 @@
         <w:rPr>
           <w:szCs w:val="22"/>
         </w:rPr>
-        <w:t>Photon Cloud 연결</w:t>
-      </w:r>
-      <w:r>
-        <w:rPr>
-          <w:rFonts w:hint="eastAsia"/>
-          <w:szCs w:val="22"/>
-        </w:rPr>
-        <w:t xml:space="preserve">  -&gt; </w:t>
-      </w:r>
-      <w:r>
-        <w:rPr>
-          <w:szCs w:val="22"/>
-        </w:rPr>
-        <w:t>EnterRoomArgs 직접 생성</w:t>
-      </w:r>
-      <w:r>
-        <w:rPr>
-          <w:rFonts w:hint="eastAsia"/>
-          <w:szCs w:val="22"/>
-        </w:rPr>
-        <w:t xml:space="preserve">  -&gt; </w:t>
-      </w:r>
-      <w:r>
-        <w:rPr>
-          <w:szCs w:val="22"/>
-        </w:rPr>
-        <w:t>RoomOptions 직접 생성</w:t>
-      </w:r>
-      <w:r>
-        <w:rPr>
-          <w:rFonts w:hint="eastAsia"/>
-          <w:szCs w:val="22"/>
-        </w:rPr>
-        <w:t xml:space="preserve">  -&gt; </w:t>
-      </w:r>
-      <w:r>
-        <w:rPr>
-          <w:szCs w:val="22"/>
-        </w:rPr>
-        <w:t>OpCreateRoom()</w:t>
+        <w:t xml:space="preserve">Photon Cloud </w:t>
+      </w:r>
+      <w:proofErr w:type="gramStart"/>
+      <w:r>
+        <w:rPr>
+          <w:szCs w:val="22"/>
+        </w:rPr>
+        <w:t>연결</w:t>
+      </w:r>
+      <w:r>
+        <w:rPr>
+          <w:rFonts w:hint="eastAsia"/>
+          <w:szCs w:val="22"/>
+        </w:rPr>
+        <w:t xml:space="preserve">  -</w:t>
+      </w:r>
+      <w:proofErr w:type="gramEnd"/>
+      <w:r>
+        <w:rPr>
+          <w:rFonts w:hint="eastAsia"/>
+          <w:szCs w:val="22"/>
+        </w:rPr>
+        <w:t xml:space="preserve">&gt; </w:t>
+      </w:r>
+      <w:proofErr w:type="spellStart"/>
+      <w:r>
+        <w:rPr>
+          <w:szCs w:val="22"/>
+        </w:rPr>
+        <w:t>EnterRoomArgs</w:t>
+      </w:r>
+      <w:proofErr w:type="spellEnd"/>
+      <w:r>
+        <w:rPr>
+          <w:szCs w:val="22"/>
+        </w:rPr>
+        <w:t xml:space="preserve"> 직접 </w:t>
+      </w:r>
+      <w:proofErr w:type="gramStart"/>
+      <w:r>
+        <w:rPr>
+          <w:szCs w:val="22"/>
+        </w:rPr>
+        <w:t>생성</w:t>
+      </w:r>
+      <w:r>
+        <w:rPr>
+          <w:rFonts w:hint="eastAsia"/>
+          <w:szCs w:val="22"/>
+        </w:rPr>
+        <w:t xml:space="preserve">  -</w:t>
+      </w:r>
+      <w:proofErr w:type="gramEnd"/>
+      <w:r>
+        <w:rPr>
+          <w:rFonts w:hint="eastAsia"/>
+          <w:szCs w:val="22"/>
+        </w:rPr>
+        <w:t xml:space="preserve">&gt; </w:t>
+      </w:r>
+      <w:proofErr w:type="spellStart"/>
+      <w:r>
+        <w:rPr>
+          <w:szCs w:val="22"/>
+        </w:rPr>
+        <w:t>RoomOptions</w:t>
+      </w:r>
+      <w:proofErr w:type="spellEnd"/>
+      <w:r>
+        <w:rPr>
+          <w:szCs w:val="22"/>
+        </w:rPr>
+        <w:t xml:space="preserve"> 직접 </w:t>
+      </w:r>
+      <w:proofErr w:type="gramStart"/>
+      <w:r>
+        <w:rPr>
+          <w:szCs w:val="22"/>
+        </w:rPr>
+        <w:t>생성</w:t>
+      </w:r>
+      <w:r>
+        <w:rPr>
+          <w:rFonts w:hint="eastAsia"/>
+          <w:szCs w:val="22"/>
+        </w:rPr>
+        <w:t xml:space="preserve">  -</w:t>
+      </w:r>
+      <w:proofErr w:type="gramEnd"/>
+      <w:r>
+        <w:rPr>
+          <w:rFonts w:hint="eastAsia"/>
+          <w:szCs w:val="22"/>
+        </w:rPr>
+        <w:t xml:space="preserve">&gt; </w:t>
+      </w:r>
+      <w:proofErr w:type="spellStart"/>
+      <w:r>
+        <w:rPr>
+          <w:szCs w:val="22"/>
+        </w:rPr>
+        <w:t>OpCreateRoom</w:t>
+      </w:r>
+      <w:proofErr w:type="spellEnd"/>
+      <w:r>
+        <w:rPr>
+          <w:szCs w:val="22"/>
+        </w:rPr>
+        <w:t>()</w:t>
       </w:r>
       <w:r>
         <w:rPr>
@@ -1340,12 +1898,16 @@
     <w:p>
       <w:pPr>
         <w:rPr>
-          <w:szCs w:val="22"/>
-        </w:rPr>
-      </w:pPr>
-      <w:r>
-        <w:rPr>
-          <w:rFonts w:hint="eastAsia"/>
+          <w:b/>
+          <w:bCs/>
+          <w:szCs w:val="22"/>
+        </w:rPr>
+      </w:pPr>
+      <w:r>
+        <w:rPr>
+          <w:rFonts w:hint="eastAsia"/>
+          <w:b/>
+          <w:bCs/>
           <w:szCs w:val="22"/>
         </w:rPr>
         <w:t>6. 오류 발견</w:t>
@@ -1507,12 +2069,14 @@
           <w:szCs w:val="22"/>
         </w:rPr>
       </w:pPr>
+      <w:proofErr w:type="spellStart"/>
       <w:r>
         <w:rPr>
           <w:szCs w:val="22"/>
         </w:rPr>
         <w:t>RealtimeClient</w:t>
       </w:r>
+      <w:proofErr w:type="spellEnd"/>
       <w:r>
         <w:rPr>
           <w:rFonts w:hint="eastAsia"/>
@@ -1520,11 +2084,19 @@
         </w:rPr>
         <w:t xml:space="preserve"> 객체 자체는 </w:t>
       </w:r>
-      <w:r>
-        <w:rPr>
-          <w:szCs w:val="22"/>
-        </w:rPr>
-        <w:t>SetupForFusion()</w:t>
+      <w:proofErr w:type="spellStart"/>
+      <w:r>
+        <w:rPr>
+          <w:szCs w:val="22"/>
+        </w:rPr>
+        <w:t>SetupForFusion</w:t>
+      </w:r>
+      <w:proofErr w:type="spellEnd"/>
+      <w:r>
+        <w:rPr>
+          <w:szCs w:val="22"/>
+        </w:rPr>
+        <w:t>()</w:t>
       </w:r>
       <w:r>
         <w:rPr>
@@ -1544,12 +2116,16 @@
     <w:p>
       <w:pPr>
         <w:rPr>
-          <w:szCs w:val="22"/>
-        </w:rPr>
-      </w:pPr>
-      <w:r>
-        <w:rPr>
-          <w:rFonts w:hint="eastAsia"/>
+          <w:b/>
+          <w:bCs/>
+          <w:szCs w:val="22"/>
+        </w:rPr>
+      </w:pPr>
+      <w:r>
+        <w:rPr>
+          <w:rFonts w:hint="eastAsia"/>
+          <w:b/>
+          <w:bCs/>
           <w:szCs w:val="22"/>
         </w:rPr>
         <w:t>7. 문제 해결</w:t>
@@ -1729,12 +2305,16 @@
     <w:p>
       <w:pPr>
         <w:rPr>
-          <w:szCs w:val="22"/>
-        </w:rPr>
-      </w:pPr>
-      <w:r>
-        <w:rPr>
-          <w:rFonts w:hint="eastAsia"/>
+          <w:b/>
+          <w:bCs/>
+          <w:szCs w:val="22"/>
+        </w:rPr>
+      </w:pPr>
+      <w:r>
+        <w:rPr>
+          <w:rFonts w:hint="eastAsia"/>
+          <w:b/>
+          <w:bCs/>
           <w:szCs w:val="22"/>
         </w:rPr>
         <w:lastRenderedPageBreak/>
@@ -1895,7 +2475,39 @@
           <w:rFonts w:hint="eastAsia"/>
           <w:szCs w:val="22"/>
         </w:rPr>
-        <w:t>빌드 후에 한 곳에서는 aaa로 방을 열고, 다른 한 곳에서는 asd로 접속을 시도했다.</w:t>
+        <w:t xml:space="preserve">빌드 후에 한 곳에서는 </w:t>
+      </w:r>
+      <w:proofErr w:type="spellStart"/>
+      <w:r>
+        <w:rPr>
+          <w:rFonts w:hint="eastAsia"/>
+          <w:szCs w:val="22"/>
+        </w:rPr>
+        <w:t>aaa</w:t>
+      </w:r>
+      <w:proofErr w:type="spellEnd"/>
+      <w:r>
+        <w:rPr>
+          <w:rFonts w:hint="eastAsia"/>
+          <w:szCs w:val="22"/>
+        </w:rPr>
+        <w:t xml:space="preserve">로 방을 열고, 다른 한 곳에서는 </w:t>
+      </w:r>
+      <w:proofErr w:type="spellStart"/>
+      <w:r>
+        <w:rPr>
+          <w:rFonts w:hint="eastAsia"/>
+          <w:szCs w:val="22"/>
+        </w:rPr>
+        <w:t>asd</w:t>
+      </w:r>
+      <w:proofErr w:type="spellEnd"/>
+      <w:r>
+        <w:rPr>
+          <w:rFonts w:hint="eastAsia"/>
+          <w:szCs w:val="22"/>
+        </w:rPr>
+        <w:t>로 접속을 시도했다.</w:t>
       </w:r>
     </w:p>
     <w:p>
@@ -1985,20 +2597,35 @@
           <w:rFonts w:hint="eastAsia"/>
           <w:szCs w:val="22"/>
         </w:rPr>
-        <w:t>동일한 이름이 적힌 방이 열려있을 경우 접속이 가능한 것까지 확인했다.</w:t>
-      </w:r>
-    </w:p>
-    <w:p>
-      <w:pPr>
-        <w:rPr>
-          <w:szCs w:val="22"/>
-        </w:rPr>
-      </w:pPr>
-    </w:p>
-    <w:p>
-      <w:pPr>
-        <w:rPr>
-          <w:rFonts w:hint="eastAsia"/>
+        <w:t xml:space="preserve">동일한 이름이 적힌 방이 </w:t>
+      </w:r>
+      <w:proofErr w:type="spellStart"/>
+      <w:r>
+        <w:rPr>
+          <w:rFonts w:hint="eastAsia"/>
+          <w:szCs w:val="22"/>
+        </w:rPr>
+        <w:t>열려있을</w:t>
+      </w:r>
+      <w:proofErr w:type="spellEnd"/>
+      <w:r>
+        <w:rPr>
+          <w:rFonts w:hint="eastAsia"/>
+          <w:szCs w:val="22"/>
+        </w:rPr>
+        <w:t xml:space="preserve"> 경우 접속이 가능한 것까지 확인했다.</w:t>
+      </w:r>
+    </w:p>
+    <w:p>
+      <w:pPr>
+        <w:rPr>
+          <w:szCs w:val="22"/>
+        </w:rPr>
+      </w:pPr>
+    </w:p>
+    <w:p>
+      <w:pPr>
+        <w:rPr>
           <w:szCs w:val="22"/>
         </w:rPr>
       </w:pPr>
@@ -2008,6 +2635,654 @@
           <w:szCs w:val="22"/>
         </w:rPr>
         <w:t>아래부터는 접속한 방을 가시화해서 이동을 동기화할 것이다.</w:t>
+      </w:r>
+    </w:p>
+    <w:p>
+      <w:pPr>
+        <w:rPr>
+          <w:szCs w:val="22"/>
+        </w:rPr>
+      </w:pPr>
+    </w:p>
+    <w:p>
+      <w:pPr>
+        <w:rPr>
+          <w:b/>
+          <w:bCs/>
+          <w:szCs w:val="22"/>
+        </w:rPr>
+      </w:pPr>
+      <w:r>
+        <w:rPr>
+          <w:rFonts w:hint="eastAsia"/>
+          <w:b/>
+          <w:bCs/>
+          <w:szCs w:val="22"/>
+        </w:rPr>
+        <w:t>9. 캐릭터 생성</w:t>
+      </w:r>
+    </w:p>
+    <w:p>
+      <w:pPr>
+        <w:rPr>
+          <w:szCs w:val="22"/>
+        </w:rPr>
+      </w:pPr>
+      <w:r>
+        <w:rPr>
+          <w:rFonts w:hint="eastAsia"/>
+          <w:szCs w:val="22"/>
+        </w:rPr>
+        <w:t>이전 테스트에서 사용하던 Spawner가 있으므로 이걸 사용하기로 했다.</w:t>
+      </w:r>
+    </w:p>
+    <w:p>
+      <w:pPr>
+        <w:rPr>
+          <w:szCs w:val="22"/>
+        </w:rPr>
+      </w:pPr>
+      <w:r>
+        <w:rPr>
+          <w:noProof/>
+          <w:szCs w:val="22"/>
+        </w:rPr>
+        <w:drawing>
+          <wp:inline distT="0" distB="0" distL="0" distR="0" wp14:anchorId="7BCCEB44" wp14:editId="5B916F2B">
+            <wp:extent cx="4829175" cy="2953845"/>
+            <wp:effectExtent l="0" t="0" r="0" b="0"/>
+            <wp:docPr id="1139872441" name="그림 1"/>
+            <wp:cNvGraphicFramePr>
+              <a:graphicFrameLocks xmlns:a="http://schemas.openxmlformats.org/drawingml/2006/main" noChangeAspect="1"/>
+            </wp:cNvGraphicFramePr>
+            <a:graphic xmlns:a="http://schemas.openxmlformats.org/drawingml/2006/main">
+              <a:graphicData uri="http://schemas.openxmlformats.org/drawingml/2006/picture">
+                <pic:pic xmlns:pic="http://schemas.openxmlformats.org/drawingml/2006/picture">
+                  <pic:nvPicPr>
+                    <pic:cNvPr id="0" name="Picture 1"/>
+                    <pic:cNvPicPr>
+                      <a:picLocks noChangeAspect="1" noChangeArrowheads="1"/>
+                    </pic:cNvPicPr>
+                  </pic:nvPicPr>
+                  <pic:blipFill>
+                    <a:blip r:embed="rId13" cstate="print">
+                      <a:extLst>
+                        <a:ext uri="{28A0092B-C50C-407E-A947-70E740481C1C}">
+                          <a14:useLocalDpi xmlns:a14="http://schemas.microsoft.com/office/drawing/2010/main" val="0"/>
+                        </a:ext>
+                      </a:extLst>
+                    </a:blip>
+                    <a:srcRect/>
+                    <a:stretch>
+                      <a:fillRect/>
+                    </a:stretch>
+                  </pic:blipFill>
+                  <pic:spPr bwMode="auto">
+                    <a:xfrm>
+                      <a:off x="0" y="0"/>
+                      <a:ext cx="4842272" cy="2961856"/>
+                    </a:xfrm>
+                    <a:prstGeom prst="rect">
+                      <a:avLst/>
+                    </a:prstGeom>
+                    <a:noFill/>
+                    <a:ln>
+                      <a:noFill/>
+                    </a:ln>
+                  </pic:spPr>
+                </pic:pic>
+              </a:graphicData>
+            </a:graphic>
+          </wp:inline>
+        </w:drawing>
+      </w:r>
+    </w:p>
+    <w:p>
+      <w:pPr>
+        <w:rPr>
+          <w:szCs w:val="22"/>
+        </w:rPr>
+      </w:pPr>
+      <w:r>
+        <w:rPr>
+          <w:rFonts w:hint="eastAsia"/>
+          <w:szCs w:val="22"/>
+        </w:rPr>
+        <w:t>그러나 캐릭터가 생성되지 않고, 기존 Spawner의 방 생성을 통해서만 생성이 되었다.</w:t>
+      </w:r>
+    </w:p>
+    <w:p>
+      <w:pPr>
+        <w:rPr>
+          <w:szCs w:val="22"/>
+        </w:rPr>
+      </w:pPr>
+      <w:r>
+        <w:rPr>
+          <w:rFonts w:hint="eastAsia"/>
+          <w:szCs w:val="22"/>
+        </w:rPr>
+        <w:lastRenderedPageBreak/>
+        <w:t xml:space="preserve">따라서 </w:t>
+      </w:r>
+      <w:proofErr w:type="spellStart"/>
+      <w:r>
+        <w:rPr>
+          <w:rFonts w:hint="eastAsia"/>
+          <w:szCs w:val="22"/>
+        </w:rPr>
+        <w:t>Ongui</w:t>
+      </w:r>
+      <w:proofErr w:type="spellEnd"/>
+      <w:r>
+        <w:rPr>
+          <w:rFonts w:hint="eastAsia"/>
+          <w:szCs w:val="22"/>
+        </w:rPr>
+        <w:t>()</w:t>
+      </w:r>
+      <w:proofErr w:type="spellStart"/>
+      <w:r>
+        <w:rPr>
+          <w:rFonts w:hint="eastAsia"/>
+          <w:szCs w:val="22"/>
+        </w:rPr>
+        <w:t>를</w:t>
+      </w:r>
+      <w:proofErr w:type="spellEnd"/>
+      <w:r>
+        <w:rPr>
+          <w:rFonts w:hint="eastAsia"/>
+          <w:szCs w:val="22"/>
+        </w:rPr>
+        <w:t xml:space="preserve"> 뺀 새로운 Spawner를 만들어 테스트해보았다.</w:t>
+      </w:r>
+    </w:p>
+    <w:p>
+      <w:pPr>
+        <w:rPr>
+          <w:rFonts w:hint="eastAsia"/>
+          <w:szCs w:val="22"/>
+        </w:rPr>
+      </w:pPr>
+      <w:r>
+        <w:rPr>
+          <w:noProof/>
+          <w:szCs w:val="22"/>
+        </w:rPr>
+        <w:drawing>
+          <wp:inline distT="0" distB="0" distL="0" distR="0" wp14:anchorId="6995D761" wp14:editId="6B028ABD">
+            <wp:extent cx="5724525" cy="2924175"/>
+            <wp:effectExtent l="0" t="0" r="9525" b="9525"/>
+            <wp:docPr id="1240993709" name="그림 2"/>
+            <wp:cNvGraphicFramePr>
+              <a:graphicFrameLocks xmlns:a="http://schemas.openxmlformats.org/drawingml/2006/main" noChangeAspect="1"/>
+            </wp:cNvGraphicFramePr>
+            <a:graphic xmlns:a="http://schemas.openxmlformats.org/drawingml/2006/main">
+              <a:graphicData uri="http://schemas.openxmlformats.org/drawingml/2006/picture">
+                <pic:pic xmlns:pic="http://schemas.openxmlformats.org/drawingml/2006/picture">
+                  <pic:nvPicPr>
+                    <pic:cNvPr id="0" name="Picture 2"/>
+                    <pic:cNvPicPr>
+                      <a:picLocks noChangeAspect="1" noChangeArrowheads="1"/>
+                    </pic:cNvPicPr>
+                  </pic:nvPicPr>
+                  <pic:blipFill>
+                    <a:blip r:embed="rId14" cstate="print">
+                      <a:extLst>
+                        <a:ext uri="{28A0092B-C50C-407E-A947-70E740481C1C}">
+                          <a14:useLocalDpi xmlns:a14="http://schemas.microsoft.com/office/drawing/2010/main" val="0"/>
+                        </a:ext>
+                      </a:extLst>
+                    </a:blip>
+                    <a:srcRect/>
+                    <a:stretch>
+                      <a:fillRect/>
+                    </a:stretch>
+                  </pic:blipFill>
+                  <pic:spPr bwMode="auto">
+                    <a:xfrm>
+                      <a:off x="0" y="0"/>
+                      <a:ext cx="5724525" cy="2924175"/>
+                    </a:xfrm>
+                    <a:prstGeom prst="rect">
+                      <a:avLst/>
+                    </a:prstGeom>
+                    <a:noFill/>
+                    <a:ln>
+                      <a:noFill/>
+                    </a:ln>
+                  </pic:spPr>
+                </pic:pic>
+              </a:graphicData>
+            </a:graphic>
+          </wp:inline>
+        </w:drawing>
+      </w:r>
+    </w:p>
+    <w:p>
+      <w:pPr>
+        <w:rPr>
+          <w:szCs w:val="22"/>
+        </w:rPr>
+      </w:pPr>
+      <w:r>
+        <w:rPr>
+          <w:rFonts w:hint="eastAsia"/>
+          <w:szCs w:val="22"/>
+        </w:rPr>
+        <w:t xml:space="preserve">결과는 실패였고, 그 다음에는 </w:t>
+      </w:r>
+      <w:proofErr w:type="spellStart"/>
+      <w:r>
+        <w:rPr>
+          <w:rFonts w:hint="eastAsia"/>
+          <w:szCs w:val="22"/>
+        </w:rPr>
+        <w:t>Matchmakingmanager</w:t>
+      </w:r>
+      <w:proofErr w:type="spellEnd"/>
+      <w:r>
+        <w:rPr>
+          <w:rFonts w:hint="eastAsia"/>
+          <w:szCs w:val="22"/>
+        </w:rPr>
+        <w:t>의 코드 내부에</w:t>
+      </w:r>
+      <w:proofErr w:type="spellStart"/>
+      <w:r>
+        <w:rPr>
+          <w:szCs w:val="22"/>
+        </w:rPr>
+        <w:t>INetworkRunnerCallbacks</w:t>
+      </w:r>
+      <w:proofErr w:type="spellEnd"/>
+      <w:r>
+        <w:rPr>
+          <w:rFonts w:hint="eastAsia"/>
+          <w:szCs w:val="22"/>
+        </w:rPr>
+        <w:t>의 코드를 삽입해 보았다.</w:t>
+      </w:r>
+    </w:p>
+    <w:p>
+      <w:pPr>
+        <w:rPr>
+          <w:szCs w:val="22"/>
+        </w:rPr>
+      </w:pPr>
+    </w:p>
+    <w:p>
+      <w:pPr>
+        <w:rPr>
+          <w:szCs w:val="22"/>
+        </w:rPr>
+      </w:pPr>
+      <w:r>
+        <w:rPr>
+          <w:noProof/>
+          <w:szCs w:val="22"/>
+        </w:rPr>
+        <w:drawing>
+          <wp:inline distT="0" distB="0" distL="0" distR="0" wp14:anchorId="32684CBF" wp14:editId="0848C6E2">
+            <wp:extent cx="5715000" cy="2838450"/>
+            <wp:effectExtent l="0" t="0" r="0" b="0"/>
+            <wp:docPr id="860847379" name="그림 3"/>
+            <wp:cNvGraphicFramePr>
+              <a:graphicFrameLocks xmlns:a="http://schemas.openxmlformats.org/drawingml/2006/main" noChangeAspect="1"/>
+            </wp:cNvGraphicFramePr>
+            <a:graphic xmlns:a="http://schemas.openxmlformats.org/drawingml/2006/main">
+              <a:graphicData uri="http://schemas.openxmlformats.org/drawingml/2006/picture">
+                <pic:pic xmlns:pic="http://schemas.openxmlformats.org/drawingml/2006/picture">
+                  <pic:nvPicPr>
+                    <pic:cNvPr id="0" name="Picture 3"/>
+                    <pic:cNvPicPr>
+                      <a:picLocks noChangeAspect="1" noChangeArrowheads="1"/>
+                    </pic:cNvPicPr>
+                  </pic:nvPicPr>
+                  <pic:blipFill>
+                    <a:blip r:embed="rId15" cstate="print">
+                      <a:extLst>
+                        <a:ext uri="{28A0092B-C50C-407E-A947-70E740481C1C}">
+                          <a14:useLocalDpi xmlns:a14="http://schemas.microsoft.com/office/drawing/2010/main" val="0"/>
+                        </a:ext>
+                      </a:extLst>
+                    </a:blip>
+                    <a:srcRect/>
+                    <a:stretch>
+                      <a:fillRect/>
+                    </a:stretch>
+                  </pic:blipFill>
+                  <pic:spPr bwMode="auto">
+                    <a:xfrm>
+                      <a:off x="0" y="0"/>
+                      <a:ext cx="5715000" cy="2838450"/>
+                    </a:xfrm>
+                    <a:prstGeom prst="rect">
+                      <a:avLst/>
+                    </a:prstGeom>
+                    <a:noFill/>
+                    <a:ln>
+                      <a:noFill/>
+                    </a:ln>
+                  </pic:spPr>
+                </pic:pic>
+              </a:graphicData>
+            </a:graphic>
+          </wp:inline>
+        </w:drawing>
+      </w:r>
+    </w:p>
+    <w:p>
+      <w:pPr>
+        <w:rPr>
+          <w:szCs w:val="22"/>
+        </w:rPr>
+      </w:pPr>
+      <w:r>
+        <w:rPr>
+          <w:rFonts w:hint="eastAsia"/>
+          <w:szCs w:val="22"/>
+        </w:rPr>
+        <w:t xml:space="preserve">결과는 동일했고, 검색 결과 </w:t>
+      </w:r>
+      <w:r>
+        <w:rPr>
+          <w:szCs w:val="22"/>
+        </w:rPr>
+        <w:t xml:space="preserve">Fusion 문서에서도 이미 참가가 끝난 플레이어에 대해서는 뒤늦게 등록한 </w:t>
+      </w:r>
+      <w:proofErr w:type="spellStart"/>
+      <w:r>
+        <w:rPr>
+          <w:szCs w:val="22"/>
+        </w:rPr>
+        <w:t>OnPlayerJoined</w:t>
+      </w:r>
+      <w:proofErr w:type="spellEnd"/>
+      <w:r>
+        <w:rPr>
+          <w:szCs w:val="22"/>
+        </w:rPr>
+        <w:t>()가 다시 호출되지 않는다</w:t>
+      </w:r>
+      <w:r>
+        <w:rPr>
+          <w:rFonts w:hint="eastAsia"/>
+          <w:szCs w:val="22"/>
+        </w:rPr>
+        <w:t xml:space="preserve">는 경고가 있는 것을 발견했다. 그래서 </w:t>
+      </w:r>
+      <w:proofErr w:type="spellStart"/>
+      <w:r>
+        <w:rPr>
+          <w:rFonts w:hint="eastAsia"/>
+          <w:szCs w:val="22"/>
+        </w:rPr>
+        <w:t>StartGame</w:t>
+      </w:r>
+      <w:proofErr w:type="spellEnd"/>
+      <w:r>
+        <w:rPr>
+          <w:rFonts w:hint="eastAsia"/>
+          <w:szCs w:val="22"/>
+        </w:rPr>
+        <w:t xml:space="preserve">() 실행 전에 </w:t>
+      </w:r>
+      <w:proofErr w:type="spellStart"/>
+      <w:r>
+        <w:rPr>
+          <w:rFonts w:hint="eastAsia"/>
+          <w:szCs w:val="22"/>
+        </w:rPr>
+        <w:t>콜백을</w:t>
+      </w:r>
+      <w:proofErr w:type="spellEnd"/>
+      <w:r>
+        <w:rPr>
+          <w:rFonts w:hint="eastAsia"/>
+          <w:szCs w:val="22"/>
+        </w:rPr>
+        <w:t xml:space="preserve"> 등록하였다.</w:t>
+      </w:r>
+    </w:p>
+    <w:p>
+      <w:pPr>
+        <w:rPr>
+          <w:szCs w:val="22"/>
+        </w:rPr>
+      </w:pPr>
+    </w:p>
+    <w:p>
+      <w:pPr>
+        <w:rPr>
+          <w:szCs w:val="22"/>
+        </w:rPr>
+      </w:pPr>
+    </w:p>
+    <w:p>
+      <w:pPr>
+        <w:rPr>
+          <w:noProof/>
+          <w:szCs w:val="22"/>
+        </w:rPr>
+      </w:pPr>
+      <w:r>
+        <w:rPr>
+          <w:noProof/>
+          <w:szCs w:val="22"/>
+        </w:rPr>
+        <w:lastRenderedPageBreak/>
+        <w:drawing>
+          <wp:inline distT="0" distB="0" distL="0" distR="0" wp14:anchorId="122104C6" wp14:editId="2C4A5568">
+            <wp:extent cx="4829175" cy="666750"/>
+            <wp:effectExtent l="0" t="0" r="9525" b="0"/>
+            <wp:docPr id="1676488659" name="그림 4"/>
+            <wp:cNvGraphicFramePr>
+              <a:graphicFrameLocks xmlns:a="http://schemas.openxmlformats.org/drawingml/2006/main" noChangeAspect="1"/>
+            </wp:cNvGraphicFramePr>
+            <a:graphic xmlns:a="http://schemas.openxmlformats.org/drawingml/2006/main">
+              <a:graphicData uri="http://schemas.openxmlformats.org/drawingml/2006/picture">
+                <pic:pic xmlns:pic="http://schemas.openxmlformats.org/drawingml/2006/picture">
+                  <pic:nvPicPr>
+                    <pic:cNvPr id="0" name="Picture 4"/>
+                    <pic:cNvPicPr>
+                      <a:picLocks noChangeAspect="1" noChangeArrowheads="1"/>
+                    </pic:cNvPicPr>
+                  </pic:nvPicPr>
+                  <pic:blipFill>
+                    <a:blip r:embed="rId16">
+                      <a:extLst>
+                        <a:ext uri="{28A0092B-C50C-407E-A947-70E740481C1C}">
+                          <a14:useLocalDpi xmlns:a14="http://schemas.microsoft.com/office/drawing/2010/main" val="0"/>
+                        </a:ext>
+                      </a:extLst>
+                    </a:blip>
+                    <a:srcRect/>
+                    <a:stretch>
+                      <a:fillRect/>
+                    </a:stretch>
+                  </pic:blipFill>
+                  <pic:spPr bwMode="auto">
+                    <a:xfrm>
+                      <a:off x="0" y="0"/>
+                      <a:ext cx="4829175" cy="666750"/>
+                    </a:xfrm>
+                    <a:prstGeom prst="rect">
+                      <a:avLst/>
+                    </a:prstGeom>
+                    <a:noFill/>
+                    <a:ln>
+                      <a:noFill/>
+                    </a:ln>
+                  </pic:spPr>
+                </pic:pic>
+              </a:graphicData>
+            </a:graphic>
+          </wp:inline>
+        </w:drawing>
+      </w:r>
+    </w:p>
+    <w:p>
+      <w:pPr>
+        <w:rPr>
+          <w:noProof/>
+          <w:szCs w:val="22"/>
+        </w:rPr>
+      </w:pPr>
+      <w:r>
+        <w:rPr>
+          <w:noProof/>
+          <w:szCs w:val="22"/>
+        </w:rPr>
+        <w:drawing>
+          <wp:inline distT="0" distB="0" distL="0" distR="0" wp14:anchorId="3FF26D8C" wp14:editId="4A0A4D6A">
+            <wp:extent cx="5724525" cy="3409950"/>
+            <wp:effectExtent l="0" t="0" r="9525" b="0"/>
+            <wp:docPr id="628564687" name="그림 6"/>
+            <wp:cNvGraphicFramePr>
+              <a:graphicFrameLocks xmlns:a="http://schemas.openxmlformats.org/drawingml/2006/main" noChangeAspect="1"/>
+            </wp:cNvGraphicFramePr>
+            <a:graphic xmlns:a="http://schemas.openxmlformats.org/drawingml/2006/main">
+              <a:graphicData uri="http://schemas.openxmlformats.org/drawingml/2006/picture">
+                <pic:pic xmlns:pic="http://schemas.openxmlformats.org/drawingml/2006/picture">
+                  <pic:nvPicPr>
+                    <pic:cNvPr id="0" name="Picture 6"/>
+                    <pic:cNvPicPr>
+                      <a:picLocks noChangeAspect="1" noChangeArrowheads="1"/>
+                    </pic:cNvPicPr>
+                  </pic:nvPicPr>
+                  <pic:blipFill>
+                    <a:blip r:embed="rId17" cstate="print">
+                      <a:extLst>
+                        <a:ext uri="{28A0092B-C50C-407E-A947-70E740481C1C}">
+                          <a14:useLocalDpi xmlns:a14="http://schemas.microsoft.com/office/drawing/2010/main" val="0"/>
+                        </a:ext>
+                      </a:extLst>
+                    </a:blip>
+                    <a:srcRect/>
+                    <a:stretch>
+                      <a:fillRect/>
+                    </a:stretch>
+                  </pic:blipFill>
+                  <pic:spPr bwMode="auto">
+                    <a:xfrm>
+                      <a:off x="0" y="0"/>
+                      <a:ext cx="5724525" cy="3409950"/>
+                    </a:xfrm>
+                    <a:prstGeom prst="rect">
+                      <a:avLst/>
+                    </a:prstGeom>
+                    <a:noFill/>
+                    <a:ln>
+                      <a:noFill/>
+                    </a:ln>
+                  </pic:spPr>
+                </pic:pic>
+              </a:graphicData>
+            </a:graphic>
+          </wp:inline>
+        </w:drawing>
+      </w:r>
+    </w:p>
+    <w:p>
+      <w:pPr>
+        <w:rPr>
+          <w:noProof/>
+          <w:szCs w:val="22"/>
+        </w:rPr>
+      </w:pPr>
+      <w:r>
+        <w:rPr>
+          <w:rFonts w:hint="eastAsia"/>
+          <w:noProof/>
+          <w:szCs w:val="22"/>
+        </w:rPr>
+        <w:t>그 후 테스트를 해 본 결과 올바르게 캐릭터가 생성되었다.</w:t>
+      </w:r>
+    </w:p>
+    <w:p>
+      <w:pPr>
+        <w:rPr>
+          <w:noProof/>
+          <w:szCs w:val="22"/>
+        </w:rPr>
+      </w:pPr>
+    </w:p>
+    <w:p>
+      <w:pPr>
+        <w:rPr>
+          <w:szCs w:val="22"/>
+        </w:rPr>
+      </w:pPr>
+      <w:r>
+        <w:rPr>
+          <w:noProof/>
+          <w:szCs w:val="22"/>
+        </w:rPr>
+        <w:drawing>
+          <wp:inline distT="0" distB="0" distL="0" distR="0" wp14:anchorId="775415B5" wp14:editId="1FBA52E1">
+            <wp:extent cx="5724525" cy="2819400"/>
+            <wp:effectExtent l="0" t="0" r="9525" b="0"/>
+            <wp:docPr id="930681322" name="그림 8"/>
+            <wp:cNvGraphicFramePr>
+              <a:graphicFrameLocks xmlns:a="http://schemas.openxmlformats.org/drawingml/2006/main" noChangeAspect="1"/>
+            </wp:cNvGraphicFramePr>
+            <a:graphic xmlns:a="http://schemas.openxmlformats.org/drawingml/2006/main">
+              <a:graphicData uri="http://schemas.openxmlformats.org/drawingml/2006/picture">
+                <pic:pic xmlns:pic="http://schemas.openxmlformats.org/drawingml/2006/picture">
+                  <pic:nvPicPr>
+                    <pic:cNvPr id="0" name="Picture 8"/>
+                    <pic:cNvPicPr>
+                      <a:picLocks noChangeAspect="1" noChangeArrowheads="1"/>
+                    </pic:cNvPicPr>
+                  </pic:nvPicPr>
+                  <pic:blipFill>
+                    <a:blip r:embed="rId18" cstate="print">
+                      <a:extLst>
+                        <a:ext uri="{28A0092B-C50C-407E-A947-70E740481C1C}">
+                          <a14:useLocalDpi xmlns:a14="http://schemas.microsoft.com/office/drawing/2010/main" val="0"/>
+                        </a:ext>
+                      </a:extLst>
+                    </a:blip>
+                    <a:srcRect/>
+                    <a:stretch>
+                      <a:fillRect/>
+                    </a:stretch>
+                  </pic:blipFill>
+                  <pic:spPr bwMode="auto">
+                    <a:xfrm>
+                      <a:off x="0" y="0"/>
+                      <a:ext cx="5724525" cy="2819400"/>
+                    </a:xfrm>
+                    <a:prstGeom prst="rect">
+                      <a:avLst/>
+                    </a:prstGeom>
+                    <a:noFill/>
+                    <a:ln>
+                      <a:noFill/>
+                    </a:ln>
+                  </pic:spPr>
+                </pic:pic>
+              </a:graphicData>
+            </a:graphic>
+          </wp:inline>
+        </w:drawing>
+      </w:r>
+    </w:p>
+    <w:p>
+      <w:pPr>
+        <w:rPr>
+          <w:rFonts w:hint="eastAsia"/>
+          <w:szCs w:val="22"/>
+        </w:rPr>
+      </w:pPr>
+      <w:r>
+        <w:rPr>
+          <w:rFonts w:hint="eastAsia"/>
+          <w:szCs w:val="22"/>
+        </w:rPr>
+        <w:t>이전 테스트와 같이 빌드 후 게임을 2개 켜고 접속한 결과 이동 동기화가 올바르게 일어났다.</w:t>
       </w:r>
     </w:p>
     <w:sectPr>
@@ -2677,7 +3952,6 @@
   <w:style w:type="character" w:default="1" w:styleId="a0">
     <w:name w:val="Default Paragraph Font"/>
     <w:uiPriority w:val="1"/>
-    <w:semiHidden/>
     <w:unhideWhenUsed/>
   </w:style>
   <w:style w:type="table" w:default="1" w:styleId="a1">
